--- a/Docs/Draft_V3.docx
+++ b/Docs/Draft_V3.docx
@@ -3218,7 +3218,7 @@
         <mc:AlternateContent>
           <mc:Choice Requires="wpg">
             <w:drawing>
-              <wp:anchor distT="0" distB="0" distL="114300" distR="114300" simplePos="0" relativeHeight="251700224" behindDoc="0" locked="0" layoutInCell="1" allowOverlap="1" wp14:anchorId="319C10B4" wp14:editId="6E3D66F9">
+              <wp:anchor distT="0" distB="0" distL="114300" distR="114300" simplePos="0" relativeHeight="251699200" behindDoc="0" locked="0" layoutInCell="1" allowOverlap="1" wp14:anchorId="319C10B4" wp14:editId="35567B50">
                 <wp:simplePos x="0" y="0"/>
                 <wp:positionH relativeFrom="column">
                   <wp:posOffset>-444500</wp:posOffset>
@@ -3490,7 +3490,7 @@
           </mc:Choice>
           <mc:Fallback>
             <w:pict>
-              <v:group w14:anchorId="319C10B4" id="Group 27" o:spid="_x0000_s1026" style="position:absolute;margin-left:-35pt;margin-top:18pt;width:514pt;height:356pt;z-index:251700224" coordsize="65278,45212" o:gfxdata="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">
+              <v:group w14:anchorId="319C10B4" id="Group 27" o:spid="_x0000_s1026" style="position:absolute;margin-left:-35pt;margin-top:18pt;width:514pt;height:356pt;z-index:251699200" coordsize="65278,45212" o:gfxdata="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">
                 <v:group id="Group 8" o:spid="_x0000_s1027" style="position:absolute;width:65278;height:45212" coordsize="65278,45212" o:gfxdata="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">
                   <v:rect id="Rectangle 5" o:spid="_x0000_s1028" style="position:absolute;width:65278;height:45212;visibility:visible;mso-wrap-style:square;v-text-anchor:middle" o:gfxdata="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" filled="f" strokecolor="#030e13 [484]" strokeweight="1pt"/>
                   <v:rect id="Rectangle 6" o:spid="_x0000_s1029" style="position:absolute;width:65278;height:6604;visibility:visible;mso-wrap-style:square;v-text-anchor:middle" o:gfxdata="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" filled="f" strokecolor="#030e13 [484]" strokeweight="1pt">
@@ -3694,7 +3694,7 @@
         <mc:AlternateContent>
           <mc:Choice Requires="wpg">
             <w:drawing>
-              <wp:anchor distT="0" distB="0" distL="114300" distR="114300" simplePos="0" relativeHeight="251702272" behindDoc="0" locked="0" layoutInCell="1" allowOverlap="1" wp14:anchorId="1C807CBD" wp14:editId="44A44A94">
+              <wp:anchor distT="0" distB="0" distL="114300" distR="114300" simplePos="0" relativeHeight="251701248" behindDoc="0" locked="0" layoutInCell="1" allowOverlap="1" wp14:anchorId="1C807CBD" wp14:editId="51C5824E">
                 <wp:simplePos x="0" y="0"/>
                 <wp:positionH relativeFrom="column">
                   <wp:posOffset>-330200</wp:posOffset>
@@ -4454,7 +4454,7 @@
           </mc:Choice>
           <mc:Fallback>
             <w:pict>
-              <v:group w14:anchorId="1C807CBD" id="Group 29" o:spid="_x0000_s1033" style="position:absolute;margin-left:-26pt;margin-top:30.5pt;width:514pt;height:356pt;z-index:251702272" coordsize="65278,45212" o:gfxdata="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">
+              <v:group w14:anchorId="1C807CBD" id="Group 29" o:spid="_x0000_s1033" style="position:absolute;margin-left:-26pt;margin-top:30.5pt;width:514pt;height:356pt;z-index:251701248" coordsize="65278,45212" o:gfxdata="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">
                 <v:group id="Group 10" o:spid="_x0000_s1034" style="position:absolute;width:65278;height:45212" coordsize="65278,45212" o:gfxdata="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">
                   <v:group id="Group 8" o:spid="_x0000_s1035" style="position:absolute;width:65278;height:45212" coordsize="65278,45212" o:gfxdata="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">
                     <v:rect id="Rectangle 5" o:spid="_x0000_s1036" style="position:absolute;width:65278;height:45212;visibility:visible;mso-wrap-style:square;v-text-anchor:middle" o:gfxdata="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" filled="f" strokecolor="#030e13 [484]" strokeweight="1pt">
@@ -5090,7 +5090,7 @@
         <mc:AlternateContent>
           <mc:Choice Requires="wpg">
             <w:drawing>
-              <wp:anchor distT="0" distB="0" distL="114300" distR="114300" simplePos="0" relativeHeight="251704320" behindDoc="0" locked="0" layoutInCell="1" allowOverlap="1" wp14:anchorId="5198B14A" wp14:editId="6DCDEDCC">
+              <wp:anchor distT="0" distB="0" distL="114300" distR="114300" simplePos="0" relativeHeight="251703296" behindDoc="0" locked="0" layoutInCell="1" allowOverlap="1" wp14:anchorId="5198B14A" wp14:editId="2124C6CD">
                 <wp:simplePos x="0" y="0"/>
                 <wp:positionH relativeFrom="column">
                   <wp:posOffset>-546100</wp:posOffset>
@@ -5806,7 +5806,7 @@
           </mc:Choice>
           <mc:Fallback>
             <w:pict>
-              <v:group w14:anchorId="5198B14A" id="Group 31" o:spid="_x0000_s1042" style="position:absolute;margin-left:-43pt;margin-top:-28pt;width:514pt;height:356pt;z-index:251704320" coordsize="65278,45212" o:gfxdata="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">
+              <v:group w14:anchorId="5198B14A" id="Group 31" o:spid="_x0000_s1042" style="position:absolute;margin-left:-43pt;margin-top:-28pt;width:514pt;height:356pt;z-index:251703296" coordsize="65278,45212" o:gfxdata="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">
                 <v:group id="Group 19" o:spid="_x0000_s1043" style="position:absolute;width:65278;height:45212" coordsize="65278,45212" o:gfxdata="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">
                   <v:group id="Group 8" o:spid="_x0000_s1044" style="position:absolute;width:65278;height:45212" coordsize="65278,45212" o:gfxdata="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">
                     <v:rect id="Rectangle 5" o:spid="_x0000_s1045" style="position:absolute;width:65278;height:45212;visibility:visible;mso-wrap-style:square;v-text-anchor:middle" o:gfxdata="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" filled="f" strokecolor="#030e13 [484]" strokeweight="1pt">
@@ -5936,7 +5936,7 @@
                                 <wp:cNvGraphicFramePr/>
                                 <a:graphic xmlns:a="http://schemas.openxmlformats.org/drawingml/2006/main">
                                   <a:graphicData uri="http://schemas.openxmlformats.org/drawingml/2006/chart">
-                                    <c:chart xmlns:c="http://schemas.openxmlformats.org/drawingml/2006/chart" xmlns:r="http://schemas.openxmlformats.org/officeDocument/2006/relationships" r:id="rId10"/>
+                                    <c:chart xmlns:c="http://schemas.openxmlformats.org/drawingml/2006/chart" xmlns:r="http://schemas.openxmlformats.org/officeDocument/2006/relationships" r:id="rId11"/>
                                   </a:graphicData>
                                 </a:graphic>
                               </wp:inline>
@@ -6001,7 +6001,23 @@
                               <w:szCs w:val="20"/>
                               <w:lang w:val="en-US"/>
                             </w:rPr>
-                            <w:t>Select dataset (CSV)</w:t>
+                            <w:t>Select d</w:t>
+                          </w:r>
+                          <w:r>
+                            <w:rPr>
+                              <w:sz w:val="20"/>
+                              <w:szCs w:val="20"/>
+                              <w:lang w:val="en-US"/>
+                            </w:rPr>
+                            <w:t>ataset</w:t>
+                          </w:r>
+                          <w:r>
+                            <w:rPr>
+                              <w:sz w:val="20"/>
+                              <w:szCs w:val="20"/>
+                              <w:lang w:val="en-US"/>
+                            </w:rPr>
+                            <w:t xml:space="preserve"> (CSV)</w:t>
                           </w:r>
                         </w:p>
                         <w:p>
@@ -6333,7 +6349,7 @@
         <mc:AlternateContent>
           <mc:Choice Requires="wpg">
             <w:drawing>
-              <wp:anchor distT="0" distB="0" distL="114300" distR="114300" simplePos="0" relativeHeight="251698176" behindDoc="0" locked="0" layoutInCell="1" allowOverlap="1" wp14:anchorId="325A4F5A" wp14:editId="1504A512">
+              <wp:anchor distT="0" distB="0" distL="114300" distR="114300" simplePos="0" relativeHeight="251697152" behindDoc="0" locked="0" layoutInCell="1" allowOverlap="1" wp14:anchorId="325A4F5A" wp14:editId="79E084E0">
                 <wp:simplePos x="0" y="0"/>
                 <wp:positionH relativeFrom="column">
                   <wp:posOffset>-546100</wp:posOffset>
@@ -7215,7 +7231,7 @@
           </mc:Choice>
           <mc:Fallback>
             <w:pict>
-              <v:group w14:anchorId="325A4F5A" id="Group 25" o:spid="_x0000_s1054" style="position:absolute;margin-left:-43pt;margin-top:31.45pt;width:514pt;height:356pt;z-index:251698176" coordsize="65278,45212" o:gfxdata="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">
+              <v:group w14:anchorId="325A4F5A" id="Group 25" o:spid="_x0000_s1054" style="position:absolute;margin-left:-43pt;margin-top:31.45pt;width:514pt;height:356pt;z-index:251697152" coordsize="65278,45212" o:gfxdata="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">
                 <v:group id="Group 21" o:spid="_x0000_s1055" style="position:absolute;width:65278;height:45212" coordsize="65278,45212" o:gfxdata="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">
                   <v:group id="Group 8" o:spid="_x0000_s1056" style="position:absolute;width:65278;height:45212" coordsize="65278,45212" o:gfxdata="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">
                     <v:rect id="Rectangle 5" o:spid="_x0000_s1057" style="position:absolute;width:65278;height:45212;visibility:visible;mso-wrap-style:square;v-text-anchor:middle" o:gfxdata="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" filled="f" strokecolor="#030e13 [484]" strokeweight="1pt"/>
@@ -7758,24 +7774,23 @@
       <w:r>
         <w:rPr>
           <w:noProof/>
-          <w:lang w:val="en-US"/>
         </w:rPr>
         <w:lastRenderedPageBreak/>
         <mc:AlternateContent>
           <mc:Choice Requires="wpg">
             <w:drawing>
-              <wp:anchor distT="0" distB="0" distL="114300" distR="114300" simplePos="0" relativeHeight="251706368" behindDoc="0" locked="0" layoutInCell="1" allowOverlap="1" wp14:anchorId="193F2BC7" wp14:editId="3BDC67AC">
+              <wp:anchor distT="0" distB="0" distL="114300" distR="114300" simplePos="0" relativeHeight="251708416" behindDoc="0" locked="0" layoutInCell="1" allowOverlap="1" wp14:anchorId="79CFE7BC" wp14:editId="37FA2330">
                 <wp:simplePos x="0" y="0"/>
                 <wp:positionH relativeFrom="column">
-                  <wp:posOffset>-355600</wp:posOffset>
+                  <wp:posOffset>-342900</wp:posOffset>
                 </wp:positionH>
                 <wp:positionV relativeFrom="paragraph">
-                  <wp:posOffset>0</wp:posOffset>
+                  <wp:posOffset>114300</wp:posOffset>
                 </wp:positionV>
-                <wp:extent cx="6527800" cy="4521200"/>
+                <wp:extent cx="6527800" cy="6362700"/>
                 <wp:effectExtent l="0" t="0" r="12700" b="12700"/>
                 <wp:wrapNone/>
-                <wp:docPr id="92226009" name="Group 33"/>
+                <wp:docPr id="468601593" name="Group 6"/>
                 <wp:cNvGraphicFramePr/>
                 <a:graphic xmlns:a="http://schemas.openxmlformats.org/drawingml/2006/main">
                   <a:graphicData uri="http://schemas.microsoft.com/office/word/2010/wordprocessingGroup">
@@ -7784,13 +7799,13 @@
                       <wpg:grpSpPr>
                         <a:xfrm>
                           <a:off x="0" y="0"/>
-                          <a:ext cx="6527800" cy="4521200"/>
+                          <a:ext cx="6527800" cy="6362700"/>
                           <a:chOff x="0" y="0"/>
-                          <a:chExt cx="6527800" cy="4521200"/>
+                          <a:chExt cx="6527800" cy="6362700"/>
                         </a:xfrm>
                       </wpg:grpSpPr>
                       <wpg:grpSp>
-                        <wpg:cNvPr id="1725367719" name="Group 8"/>
+                        <wpg:cNvPr id="1483804817" name="Group 35"/>
                         <wpg:cNvGrpSpPr/>
                         <wpg:grpSpPr>
                           <a:xfrm>
@@ -7800,18 +7815,750 @@
                             <a:chExt cx="6527800" cy="4521200"/>
                           </a:xfrm>
                         </wpg:grpSpPr>
+                        <wpg:grpSp>
+                          <wpg:cNvPr id="2147039304" name="Group 34"/>
+                          <wpg:cNvGrpSpPr/>
+                          <wpg:grpSpPr>
+                            <a:xfrm>
+                              <a:off x="1231900" y="1562100"/>
+                              <a:ext cx="4432300" cy="2032000"/>
+                              <a:chOff x="0" y="0"/>
+                              <a:chExt cx="4432300" cy="2032000"/>
+                            </a:xfrm>
+                          </wpg:grpSpPr>
+                          <wps:wsp>
+                            <wps:cNvPr id="2130136432" name="Rectangle 11"/>
+                            <wps:cNvSpPr/>
+                            <wps:spPr>
+                              <a:xfrm>
+                                <a:off x="0" y="0"/>
+                                <a:ext cx="2603500" cy="330200"/>
+                              </a:xfrm>
+                              <a:prstGeom prst="rect">
+                                <a:avLst/>
+                              </a:prstGeom>
+                              <a:noFill/>
+                            </wps:spPr>
+                            <wps:style>
+                              <a:lnRef idx="2">
+                                <a:schemeClr val="accent1">
+                                  <a:shade val="15000"/>
+                                </a:schemeClr>
+                              </a:lnRef>
+                              <a:fillRef idx="1">
+                                <a:schemeClr val="accent1"/>
+                              </a:fillRef>
+                              <a:effectRef idx="0">
+                                <a:schemeClr val="accent1"/>
+                              </a:effectRef>
+                              <a:fontRef idx="minor">
+                                <a:schemeClr val="lt1"/>
+                              </a:fontRef>
+                            </wps:style>
+                            <wps:txbx>
+                              <w:txbxContent>
+                                <w:p>
+                                  <w:pPr>
+                                    <w:jc w:val="center"/>
+                                    <w:rPr>
+                                      <w:color w:val="000000" w:themeColor="text1"/>
+                                      <w:lang w:val="en-US"/>
+                                    </w:rPr>
+                                  </w:pPr>
+                                  <w:r>
+                                    <w:rPr>
+                                      <w:color w:val="000000" w:themeColor="text1"/>
+                                      <w:lang w:val="en-US"/>
+                                    </w:rPr>
+                                    <w:t>Username [String]</w:t>
+                                  </w:r>
+                                </w:p>
+                              </w:txbxContent>
+                            </wps:txbx>
+                            <wps:bodyPr rot="0" spcFirstLastPara="0" vertOverflow="overflow" horzOverflow="overflow" vert="horz" wrap="square" lIns="91440" tIns="45720" rIns="91440" bIns="45720" numCol="1" spcCol="0" rtlCol="0" fromWordArt="0" anchor="ctr" anchorCtr="0" forceAA="0" compatLnSpc="1">
+                              <a:prstTxWarp prst="textNoShape">
+                                <a:avLst/>
+                              </a:prstTxWarp>
+                              <a:noAutofit/>
+                            </wps:bodyPr>
+                          </wps:wsp>
+                          <wps:wsp>
+                            <wps:cNvPr id="61514677" name="Rectangle 11"/>
+                            <wps:cNvSpPr/>
+                            <wps:spPr>
+                              <a:xfrm>
+                                <a:off x="0" y="482600"/>
+                                <a:ext cx="2603500" cy="330200"/>
+                              </a:xfrm>
+                              <a:prstGeom prst="rect">
+                                <a:avLst/>
+                              </a:prstGeom>
+                              <a:noFill/>
+                            </wps:spPr>
+                            <wps:style>
+                              <a:lnRef idx="2">
+                                <a:schemeClr val="accent1">
+                                  <a:shade val="15000"/>
+                                </a:schemeClr>
+                              </a:lnRef>
+                              <a:fillRef idx="1">
+                                <a:schemeClr val="accent1"/>
+                              </a:fillRef>
+                              <a:effectRef idx="0">
+                                <a:schemeClr val="accent1"/>
+                              </a:effectRef>
+                              <a:fontRef idx="minor">
+                                <a:schemeClr val="lt1"/>
+                              </a:fontRef>
+                            </wps:style>
+                            <wps:txbx>
+                              <w:txbxContent>
+                                <w:p>
+                                  <w:pPr>
+                                    <w:jc w:val="center"/>
+                                    <w:rPr>
+                                      <w:color w:val="000000" w:themeColor="text1"/>
+                                      <w:lang w:val="en-US"/>
+                                    </w:rPr>
+                                  </w:pPr>
+                                  <w:r>
+                                    <w:rPr>
+                                      <w:color w:val="000000" w:themeColor="text1"/>
+                                      <w:lang w:val="en-US"/>
+                                    </w:rPr>
+                                    <w:t>Password [String]</w:t>
+                                  </w:r>
+                                </w:p>
+                              </w:txbxContent>
+                            </wps:txbx>
+                            <wps:bodyPr rot="0" spcFirstLastPara="0" vertOverflow="overflow" horzOverflow="overflow" vert="horz" wrap="square" lIns="91440" tIns="45720" rIns="91440" bIns="45720" numCol="1" spcCol="0" rtlCol="0" fromWordArt="0" anchor="ctr" anchorCtr="0" forceAA="0" compatLnSpc="1">
+                              <a:prstTxWarp prst="textNoShape">
+                                <a:avLst/>
+                              </a:prstTxWarp>
+                              <a:noAutofit/>
+                            </wps:bodyPr>
+                          </wps:wsp>
+                          <wps:wsp>
+                            <wps:cNvPr id="1987975311" name="Rectangle 11"/>
+                            <wps:cNvSpPr/>
+                            <wps:spPr>
+                              <a:xfrm>
+                                <a:off x="0" y="952500"/>
+                                <a:ext cx="2603500" cy="1079500"/>
+                              </a:xfrm>
+                              <a:prstGeom prst="rect">
+                                <a:avLst/>
+                              </a:prstGeom>
+                              <a:noFill/>
+                            </wps:spPr>
+                            <wps:style>
+                              <a:lnRef idx="2">
+                                <a:schemeClr val="accent1">
+                                  <a:shade val="15000"/>
+                                </a:schemeClr>
+                              </a:lnRef>
+                              <a:fillRef idx="1">
+                                <a:schemeClr val="accent1"/>
+                              </a:fillRef>
+                              <a:effectRef idx="0">
+                                <a:schemeClr val="accent1"/>
+                              </a:effectRef>
+                              <a:fontRef idx="minor">
+                                <a:schemeClr val="lt1"/>
+                              </a:fontRef>
+                            </wps:style>
+                            <wps:txbx>
+                              <w:txbxContent>
+                                <w:p>
+                                  <w:pPr>
+                                    <w:jc w:val="center"/>
+                                    <w:rPr>
+                                      <w:color w:val="000000" w:themeColor="text1"/>
+                                      <w:lang w:val="en-US"/>
+                                    </w:rPr>
+                                  </w:pPr>
+                                  <w:r>
+                                    <w:rPr>
+                                      <w:color w:val="000000" w:themeColor="text1"/>
+                                      <w:lang w:val="en-US"/>
+                                    </w:rPr>
+                                    <w:t>Keystroke [JSON]</w:t>
+                                  </w:r>
+                                </w:p>
+                              </w:txbxContent>
+                            </wps:txbx>
+                            <wps:bodyPr rot="0" spcFirstLastPara="0" vertOverflow="overflow" horzOverflow="overflow" vert="horz" wrap="square" lIns="91440" tIns="45720" rIns="91440" bIns="45720" numCol="1" spcCol="0" rtlCol="0" fromWordArt="0" anchor="ctr" anchorCtr="0" forceAA="0" compatLnSpc="1">
+                              <a:prstTxWarp prst="textNoShape">
+                                <a:avLst/>
+                              </a:prstTxWarp>
+                              <a:noAutofit/>
+                            </wps:bodyPr>
+                          </wps:wsp>
+                          <wps:wsp>
+                            <wps:cNvPr id="962332862" name="Rectangle 12"/>
+                            <wps:cNvSpPr/>
+                            <wps:spPr>
+                              <a:xfrm>
+                                <a:off x="3251200" y="584200"/>
+                                <a:ext cx="1181100" cy="368300"/>
+                              </a:xfrm>
+                              <a:prstGeom prst="rect">
+                                <a:avLst/>
+                              </a:prstGeom>
+                            </wps:spPr>
+                            <wps:style>
+                              <a:lnRef idx="2">
+                                <a:schemeClr val="accent1">
+                                  <a:shade val="15000"/>
+                                </a:schemeClr>
+                              </a:lnRef>
+                              <a:fillRef idx="1">
+                                <a:schemeClr val="accent1"/>
+                              </a:fillRef>
+                              <a:effectRef idx="0">
+                                <a:schemeClr val="accent1"/>
+                              </a:effectRef>
+                              <a:fontRef idx="minor">
+                                <a:schemeClr val="lt1"/>
+                              </a:fontRef>
+                            </wps:style>
+                            <wps:txbx>
+                              <w:txbxContent>
+                                <w:p>
+                                  <w:pPr>
+                                    <w:jc w:val="center"/>
+                                    <w:rPr>
+                                      <w:lang w:val="en-US"/>
+                                    </w:rPr>
+                                  </w:pPr>
+                                  <w:r>
+                                    <w:rPr>
+                                      <w:lang w:val="en-US"/>
+                                    </w:rPr>
+                                    <w:t>LOGIN</w:t>
+                                  </w:r>
+                                </w:p>
+                              </w:txbxContent>
+                            </wps:txbx>
+                            <wps:bodyPr rot="0" spcFirstLastPara="0" vertOverflow="overflow" horzOverflow="overflow" vert="horz" wrap="square" lIns="91440" tIns="45720" rIns="91440" bIns="45720" numCol="1" spcCol="0" rtlCol="0" fromWordArt="0" anchor="ctr" anchorCtr="0" forceAA="0" compatLnSpc="1">
+                              <a:prstTxWarp prst="textNoShape">
+                                <a:avLst/>
+                              </a:prstTxWarp>
+                              <a:noAutofit/>
+                            </wps:bodyPr>
+                          </wps:wsp>
+                        </wpg:grpSp>
+                        <wpg:grpSp>
+                          <wpg:cNvPr id="1821910884" name="Group 33"/>
+                          <wpg:cNvGrpSpPr/>
+                          <wpg:grpSpPr>
+                            <a:xfrm>
+                              <a:off x="0" y="0"/>
+                              <a:ext cx="6527800" cy="4521200"/>
+                              <a:chOff x="0" y="0"/>
+                              <a:chExt cx="6527800" cy="4521200"/>
+                            </a:xfrm>
+                          </wpg:grpSpPr>
+                          <wpg:grpSp>
+                            <wpg:cNvPr id="1564304779" name="Group 8"/>
+                            <wpg:cNvGrpSpPr/>
+                            <wpg:grpSpPr>
+                              <a:xfrm>
+                                <a:off x="0" y="0"/>
+                                <a:ext cx="6527800" cy="4521200"/>
+                                <a:chOff x="0" y="0"/>
+                                <a:chExt cx="6527800" cy="4521200"/>
+                              </a:xfrm>
+                            </wpg:grpSpPr>
+                            <wps:wsp>
+                              <wps:cNvPr id="506912879" name="Rectangle 5"/>
+                              <wps:cNvSpPr/>
+                              <wps:spPr>
+                                <a:xfrm>
+                                  <a:off x="0" y="0"/>
+                                  <a:ext cx="6527800" cy="4521200"/>
+                                </a:xfrm>
+                                <a:prstGeom prst="rect">
+                                  <a:avLst/>
+                                </a:prstGeom>
+                                <a:noFill/>
+                              </wps:spPr>
+                              <wps:style>
+                                <a:lnRef idx="2">
+                                  <a:schemeClr val="accent1">
+                                    <a:shade val="15000"/>
+                                  </a:schemeClr>
+                                </a:lnRef>
+                                <a:fillRef idx="1">
+                                  <a:schemeClr val="accent1"/>
+                                </a:fillRef>
+                                <a:effectRef idx="0">
+                                  <a:schemeClr val="accent1"/>
+                                </a:effectRef>
+                                <a:fontRef idx="minor">
+                                  <a:schemeClr val="lt1"/>
+                                </a:fontRef>
+                              </wps:style>
+                              <wps:txbx>
+                                <w:txbxContent>
+                                  <w:p>
+                                    <w:pPr>
+                                      <w:jc w:val="center"/>
+                                    </w:pPr>
+                                  </w:p>
+                                </w:txbxContent>
+                              </wps:txbx>
+                              <wps:bodyPr rot="0" spcFirstLastPara="0" vertOverflow="overflow" horzOverflow="overflow" vert="horz" wrap="square" lIns="91440" tIns="45720" rIns="91440" bIns="45720" numCol="1" spcCol="0" rtlCol="0" fromWordArt="0" anchor="ctr" anchorCtr="0" forceAA="0" compatLnSpc="1">
+                                <a:prstTxWarp prst="textNoShape">
+                                  <a:avLst/>
+                                </a:prstTxWarp>
+                                <a:noAutofit/>
+                              </wps:bodyPr>
+                            </wps:wsp>
+                            <wps:wsp>
+                              <wps:cNvPr id="1776961867" name="Rectangle 6"/>
+                              <wps:cNvSpPr/>
+                              <wps:spPr>
+                                <a:xfrm>
+                                  <a:off x="0" y="0"/>
+                                  <a:ext cx="6527800" cy="660400"/>
+                                </a:xfrm>
+                                <a:prstGeom prst="rect">
+                                  <a:avLst/>
+                                </a:prstGeom>
+                                <a:noFill/>
+                              </wps:spPr>
+                              <wps:style>
+                                <a:lnRef idx="2">
+                                  <a:schemeClr val="accent1">
+                                    <a:shade val="15000"/>
+                                  </a:schemeClr>
+                                </a:lnRef>
+                                <a:fillRef idx="1">
+                                  <a:schemeClr val="accent1"/>
+                                </a:fillRef>
+                                <a:effectRef idx="0">
+                                  <a:schemeClr val="accent1"/>
+                                </a:effectRef>
+                                <a:fontRef idx="minor">
+                                  <a:schemeClr val="lt1"/>
+                                </a:fontRef>
+                              </wps:style>
+                              <wps:txbx>
+                                <w:txbxContent>
+                                  <w:p>
+                                    <w:pPr>
+                                      <w:rPr>
+                                        <w:color w:val="000000" w:themeColor="text1"/>
+                                        <w:lang w:val="en-US"/>
+                                      </w:rPr>
+                                    </w:pPr>
+                                    <w:r>
+                                      <w:rPr>
+                                        <w:color w:val="000000" w:themeColor="text1"/>
+                                        <w:lang w:val="en-US"/>
+                                      </w:rPr>
+                                      <w:t xml:space="preserve">Users </w:t>
+                                    </w:r>
+                                    <w:r>
+                                      <w:rPr>
+                                        <w:color w:val="000000" w:themeColor="text1"/>
+                                        <w:lang w:val="en-US"/>
+                                      </w:rPr>
+                                      <w:tab/>
+                                    </w:r>
+                                    <w:r>
+                                      <w:rPr>
+                                        <w:color w:val="000000" w:themeColor="text1"/>
+                                        <w:lang w:val="en-US"/>
+                                      </w:rPr>
+                                      <w:tab/>
+                                      <w:t xml:space="preserve">Model </w:t>
+                                    </w:r>
+                                    <w:r>
+                                      <w:rPr>
+                                        <w:color w:val="000000" w:themeColor="text1"/>
+                                        <w:lang w:val="en-US"/>
+                                      </w:rPr>
+                                      <w:tab/>
+                                    </w:r>
+                                    <w:r>
+                                      <w:rPr>
+                                        <w:color w:val="000000" w:themeColor="text1"/>
+                                        <w:lang w:val="en-US"/>
+                                      </w:rPr>
+                                      <w:tab/>
+                                    </w:r>
+                                    <w:r>
+                                      <w:rPr>
+                                        <w:b/>
+                                        <w:bCs/>
+                                        <w:color w:val="4C94D8" w:themeColor="text2" w:themeTint="80"/>
+                                        <w:lang w:val="en-US"/>
+                                      </w:rPr>
+                                      <w:t>Test</w:t>
+                                    </w:r>
+                                    <w:r>
+                                      <w:rPr>
+                                        <w:b/>
+                                        <w:bCs/>
+                                        <w:color w:val="4C94D8" w:themeColor="text2" w:themeTint="80"/>
+                                        <w:lang w:val="en-US"/>
+                                      </w:rPr>
+                                      <w:t xml:space="preserve"> </w:t>
+                                    </w:r>
+                                    <w:r>
+                                      <w:rPr>
+                                        <w:b/>
+                                        <w:bCs/>
+                                        <w:color w:val="4C94D8" w:themeColor="text2" w:themeTint="80"/>
+                                        <w:lang w:val="en-US"/>
+                                      </w:rPr>
+                                      <w:tab/>
+                                    </w:r>
+                                    <w:r>
+                                      <w:rPr>
+                                        <w:b/>
+                                        <w:bCs/>
+                                        <w:color w:val="4C94D8" w:themeColor="text2" w:themeTint="80"/>
+                                        <w:lang w:val="en-US"/>
+                                      </w:rPr>
+                                      <w:tab/>
+                                    </w:r>
+                                    <w:r>
+                                      <w:rPr>
+                                        <w:color w:val="000000" w:themeColor="text1"/>
+                                        <w:lang w:val="en-US"/>
+                                      </w:rPr>
+                                      <w:t>Authentication</w:t>
+                                    </w:r>
+                                  </w:p>
+                                </w:txbxContent>
+                              </wps:txbx>
+                              <wps:bodyPr rot="0" spcFirstLastPara="0" vertOverflow="overflow" horzOverflow="overflow" vert="horz" wrap="square" lIns="91440" tIns="45720" rIns="91440" bIns="45720" numCol="1" spcCol="0" rtlCol="0" fromWordArt="0" anchor="ctr" anchorCtr="0" forceAA="0" compatLnSpc="1">
+                                <a:prstTxWarp prst="textNoShape">
+                                  <a:avLst/>
+                                </a:prstTxWarp>
+                                <a:noAutofit/>
+                              </wps:bodyPr>
+                            </wps:wsp>
+                            <wps:wsp>
+                              <wps:cNvPr id="75458287" name="Straight Connector 7"/>
+                              <wps:cNvCnPr/>
+                              <wps:spPr>
+                                <a:xfrm>
+                                  <a:off x="685800" y="0"/>
+                                  <a:ext cx="0" cy="660400"/>
+                                </a:xfrm>
+                                <a:prstGeom prst="line">
+                                  <a:avLst/>
+                                </a:prstGeom>
+                              </wps:spPr>
+                              <wps:style>
+                                <a:lnRef idx="1">
+                                  <a:schemeClr val="accent1"/>
+                                </a:lnRef>
+                                <a:fillRef idx="0">
+                                  <a:schemeClr val="accent1"/>
+                                </a:fillRef>
+                                <a:effectRef idx="0">
+                                  <a:schemeClr val="accent1"/>
+                                </a:effectRef>
+                                <a:fontRef idx="minor">
+                                  <a:schemeClr val="tx1"/>
+                                </a:fontRef>
+                              </wps:style>
+                              <wps:bodyPr/>
+                            </wps:wsp>
+                            <wps:wsp>
+                              <wps:cNvPr id="82024299" name="Straight Connector 7"/>
+                              <wps:cNvCnPr/>
+                              <wps:spPr>
+                                <a:xfrm>
+                                  <a:off x="1638300" y="0"/>
+                                  <a:ext cx="0" cy="660400"/>
+                                </a:xfrm>
+                                <a:prstGeom prst="line">
+                                  <a:avLst/>
+                                </a:prstGeom>
+                              </wps:spPr>
+                              <wps:style>
+                                <a:lnRef idx="1">
+                                  <a:schemeClr val="accent1"/>
+                                </a:lnRef>
+                                <a:fillRef idx="0">
+                                  <a:schemeClr val="accent1"/>
+                                </a:fillRef>
+                                <a:effectRef idx="0">
+                                  <a:schemeClr val="accent1"/>
+                                </a:effectRef>
+                                <a:fontRef idx="minor">
+                                  <a:schemeClr val="tx1"/>
+                                </a:fontRef>
+                              </wps:style>
+                              <wps:bodyPr/>
+                            </wps:wsp>
+                          </wpg:grpSp>
+                          <wps:wsp>
+                            <wps:cNvPr id="1313241226" name="Straight Connector 32"/>
+                            <wps:cNvCnPr/>
+                            <wps:spPr>
+                              <a:xfrm>
+                                <a:off x="2527300" y="0"/>
+                                <a:ext cx="0" cy="660400"/>
+                              </a:xfrm>
+                              <a:prstGeom prst="line">
+                                <a:avLst/>
+                              </a:prstGeom>
+                            </wps:spPr>
+                            <wps:style>
+                              <a:lnRef idx="1">
+                                <a:schemeClr val="accent1"/>
+                              </a:lnRef>
+                              <a:fillRef idx="0">
+                                <a:schemeClr val="accent1"/>
+                              </a:fillRef>
+                              <a:effectRef idx="0">
+                                <a:schemeClr val="accent1"/>
+                              </a:effectRef>
+                              <a:fontRef idx="minor">
+                                <a:schemeClr val="tx1"/>
+                              </a:fontRef>
+                            </wps:style>
+                            <wps:bodyPr/>
+                          </wps:wsp>
+                        </wpg:grpSp>
+                      </wpg:grpSp>
+                      <wpg:grpSp>
+                        <wpg:cNvPr id="1799549228" name="Group 4"/>
+                        <wpg:cNvGrpSpPr/>
+                        <wpg:grpSpPr>
+                          <a:xfrm>
+                            <a:off x="3454400" y="4178300"/>
+                            <a:ext cx="2959100" cy="2184400"/>
+                            <a:chOff x="0" y="0"/>
+                            <a:chExt cx="2959100" cy="2184400"/>
+                          </a:xfrm>
+                        </wpg:grpSpPr>
+                        <wpg:grpSp>
+                          <wpg:cNvPr id="701337493" name="Group 2"/>
+                          <wpg:cNvGrpSpPr/>
+                          <wpg:grpSpPr>
+                            <a:xfrm>
+                              <a:off x="0" y="0"/>
+                              <a:ext cx="2959100" cy="2184400"/>
+                              <a:chOff x="0" y="0"/>
+                              <a:chExt cx="2959100" cy="2184400"/>
+                            </a:xfrm>
+                          </wpg:grpSpPr>
+                          <wps:wsp>
+                            <wps:cNvPr id="1637251847" name="Rectangle 1"/>
+                            <wps:cNvSpPr/>
+                            <wps:spPr>
+                              <a:xfrm>
+                                <a:off x="0" y="0"/>
+                                <a:ext cx="2959100" cy="2184400"/>
+                              </a:xfrm>
+                              <a:prstGeom prst="rect">
+                                <a:avLst/>
+                              </a:prstGeom>
+                              <a:noFill/>
+                              <a:ln>
+                                <a:solidFill>
+                                  <a:schemeClr val="tx1"/>
+                                </a:solidFill>
+                              </a:ln>
+                            </wps:spPr>
+                            <wps:style>
+                              <a:lnRef idx="2">
+                                <a:schemeClr val="accent1">
+                                  <a:shade val="15000"/>
+                                </a:schemeClr>
+                              </a:lnRef>
+                              <a:fillRef idx="1">
+                                <a:schemeClr val="accent1"/>
+                              </a:fillRef>
+                              <a:effectRef idx="0">
+                                <a:schemeClr val="accent1"/>
+                              </a:effectRef>
+                              <a:fontRef idx="minor">
+                                <a:schemeClr val="lt1"/>
+                              </a:fontRef>
+                            </wps:style>
+                            <wps:txbx>
+                              <w:txbxContent>
+                                <w:p>
+                                  <w:pPr>
+                                    <w:jc w:val="center"/>
+                                  </w:pPr>
+                                </w:p>
+                              </w:txbxContent>
+                            </wps:txbx>
+                            <wps:bodyPr rot="0" spcFirstLastPara="0" vertOverflow="overflow" horzOverflow="overflow" vert="horz" wrap="square" lIns="91440" tIns="45720" rIns="91440" bIns="45720" numCol="1" spcCol="0" rtlCol="0" fromWordArt="0" anchor="ctr" anchorCtr="0" forceAA="0" compatLnSpc="1">
+                              <a:prstTxWarp prst="textNoShape">
+                                <a:avLst/>
+                              </a:prstTxWarp>
+                              <a:noAutofit/>
+                            </wps:bodyPr>
+                          </wps:wsp>
+                          <wps:wsp>
+                            <wps:cNvPr id="367383732" name="Text Box 1"/>
+                            <wps:cNvSpPr txBox="1"/>
+                            <wps:spPr>
+                              <a:xfrm>
+                                <a:off x="0" y="215900"/>
+                                <a:ext cx="2886075" cy="1617345"/>
+                              </a:xfrm>
+                              <a:prstGeom prst="rect">
+                                <a:avLst/>
+                              </a:prstGeom>
+                              <a:noFill/>
+                              <a:ln>
+                                <a:noFill/>
+                              </a:ln>
+                            </wps:spPr>
+                            <wps:txbx>
+                              <w:txbxContent>
+                                <w:p>
+                                  <w:pPr>
+                                    <w:jc w:val="center"/>
+                                    <w:rPr>
+                                      <w:b/>
+                                      <w:noProof/>
+                                      <w:color w:val="196B24" w:themeColor="accent3"/>
+                                      <w:sz w:val="56"/>
+                                      <w:szCs w:val="56"/>
+                                      <w:lang w:val="en-US"/>
+                                      <w14:textOutline w14:w="0" w14:cap="flat" w14:cmpd="sng" w14:algn="ctr">
+                                        <w14:noFill/>
+                                        <w14:prstDash w14:val="solid"/>
+                                        <w14:round/>
+                                      </w14:textOutline>
+                                      <w14:props3d w14:extrusionH="57150" w14:contourW="0" w14:prstMaterial="matte">
+                                        <w14:bevelT w14:w="63500" w14:h="12700" w14:prst="angle"/>
+                                        <w14:contourClr>
+                                          <w14:schemeClr w14:val="bg1">
+                                            <w14:lumMod w14:val="65000"/>
+                                          </w14:schemeClr>
+                                        </w14:contourClr>
+                                      </w14:props3d>
+                                    </w:rPr>
+                                  </w:pPr>
+                                  <w:r>
+                                    <w:rPr>
+                                      <w:b/>
+                                      <w:noProof/>
+                                      <w:color w:val="196B24" w:themeColor="accent3"/>
+                                      <w:sz w:val="56"/>
+                                      <w:szCs w:val="56"/>
+                                      <w:lang w:val="en-US"/>
+                                      <w14:textOutline w14:w="0" w14:cap="flat" w14:cmpd="sng" w14:algn="ctr">
+                                        <w14:noFill/>
+                                        <w14:prstDash w14:val="solid"/>
+                                        <w14:round/>
+                                      </w14:textOutline>
+                                      <w14:props3d w14:extrusionH="57150" w14:contourW="0" w14:prstMaterial="matte">
+                                        <w14:bevelT w14:w="63500" w14:h="12700" w14:prst="angle"/>
+                                        <w14:contourClr>
+                                          <w14:schemeClr w14:val="bg1">
+                                            <w14:lumMod w14:val="65000"/>
+                                          </w14:schemeClr>
+                                        </w14:contourClr>
+                                      </w14:props3d>
+                                    </w:rPr>
+                                    <w:t>ACTIVE SESSION</w:t>
+                                  </w:r>
+                                </w:p>
+                                <w:p>
+                                  <w:pPr>
+                                    <w:jc w:val="center"/>
+                                    <w:rPr>
+                                      <w:b/>
+                                      <w:noProof/>
+                                      <w:color w:val="196B24" w:themeColor="accent3"/>
+                                      <w:sz w:val="56"/>
+                                      <w:szCs w:val="56"/>
+                                      <w:lang w:val="en-US"/>
+                                      <w14:textOutline w14:w="0" w14:cap="flat" w14:cmpd="sng" w14:algn="ctr">
+                                        <w14:noFill/>
+                                        <w14:prstDash w14:val="solid"/>
+                                        <w14:round/>
+                                      </w14:textOutline>
+                                      <w14:props3d w14:extrusionH="57150" w14:contourW="0" w14:prstMaterial="matte">
+                                        <w14:bevelT w14:w="63500" w14:h="12700" w14:prst="angle"/>
+                                        <w14:contourClr>
+                                          <w14:schemeClr w14:val="bg1">
+                                            <w14:lumMod w14:val="65000"/>
+                                          </w14:schemeClr>
+                                        </w14:contourClr>
+                                      </w14:props3d>
+                                    </w:rPr>
+                                  </w:pPr>
+                                  <w:r>
+                                    <w:rPr>
+                                      <w:b/>
+                                      <w:noProof/>
+                                      <w:color w:val="196B24" w:themeColor="accent3"/>
+                                      <w:sz w:val="56"/>
+                                      <w:szCs w:val="56"/>
+                                      <w:lang w:val="en-US"/>
+                                      <w14:textOutline w14:w="0" w14:cap="flat" w14:cmpd="sng" w14:algn="ctr">
+                                        <w14:noFill/>
+                                        <w14:prstDash w14:val="solid"/>
+                                        <w14:round/>
+                                      </w14:textOutline>
+                                      <w14:props3d w14:extrusionH="57150" w14:contourW="0" w14:prstMaterial="matte">
+                                        <w14:bevelT w14:w="63500" w14:h="12700" w14:prst="angle"/>
+                                        <w14:contourClr>
+                                          <w14:schemeClr w14:val="bg1">
+                                            <w14:lumMod w14:val="65000"/>
+                                          </w14:schemeClr>
+                                        </w14:contourClr>
+                                      </w14:props3d>
+                                    </w:rPr>
+                                    <w:t>59:20</w:t>
+                                  </w:r>
+                                </w:p>
+                                <w:p/>
+                              </w:txbxContent>
+                            </wps:txbx>
+                            <wps:bodyPr rot="0" spcFirstLastPara="0" vertOverflow="overflow" horzOverflow="overflow" vert="horz" wrap="none" lIns="91440" tIns="45720" rIns="91440" bIns="45720" numCol="1" spcCol="0" rtlCol="0" fromWordArt="0" anchor="t" anchorCtr="0" forceAA="0" compatLnSpc="1">
+                              <a:prstTxWarp prst="textNoShape">
+                                <a:avLst/>
+                              </a:prstTxWarp>
+                              <a:spAutoFit/>
+                              <a:scene3d>
+                                <a:camera prst="orthographicFront"/>
+                                <a:lightRig rig="harsh" dir="t"/>
+                              </a:scene3d>
+                              <a:sp3d extrusionH="57150" prstMaterial="matte">
+                                <a:bevelT w="63500" h="12700" prst="angle"/>
+                                <a:contourClr>
+                                  <a:schemeClr val="bg1">
+                                    <a:lumMod val="65000"/>
+                                  </a:schemeClr>
+                                </a:contourClr>
+                              </a:sp3d>
+                            </wps:bodyPr>
+                          </wps:wsp>
+                        </wpg:grpSp>
                         <wps:wsp>
-                          <wps:cNvPr id="124826406" name="Rectangle 5"/>
+                          <wps:cNvPr id="973795251" name="Rectangle 3"/>
                           <wps:cNvSpPr/>
                           <wps:spPr>
                             <a:xfrm>
-                              <a:off x="0" y="0"/>
-                              <a:ext cx="6527800" cy="4521200"/>
+                              <a:off x="2209800" y="1828800"/>
+                              <a:ext cx="676275" cy="262255"/>
                             </a:xfrm>
                             <a:prstGeom prst="rect">
                               <a:avLst/>
                             </a:prstGeom>
                             <a:noFill/>
+                            <a:ln>
+                              <a:solidFill>
+                                <a:srgbClr val="FF0000"/>
+                              </a:solidFill>
+                            </a:ln>
                           </wps:spPr>
                           <wps:style>
                             <a:lnRef idx="2">
@@ -7829,6 +8576,30 @@
                               <a:schemeClr val="lt1"/>
                             </a:fontRef>
                           </wps:style>
+                          <wps:txbx>
+                            <w:txbxContent>
+                              <w:p>
+                                <w:pPr>
+                                  <w:jc w:val="center"/>
+                                  <w:rPr>
+                                    <w:color w:val="FF0000"/>
+                                    <w:sz w:val="18"/>
+                                    <w:szCs w:val="18"/>
+                                    <w:lang w:val="en-US"/>
+                                  </w:rPr>
+                                </w:pPr>
+                                <w:r>
+                                  <w:rPr>
+                                    <w:color w:val="FF0000"/>
+                                    <w:sz w:val="18"/>
+                                    <w:szCs w:val="18"/>
+                                    <w:lang w:val="en-US"/>
+                                  </w:rPr>
+                                  <w:t>LOGOUT</w:t>
+                                </w:r>
+                              </w:p>
+                            </w:txbxContent>
+                          </wps:txbx>
                           <wps:bodyPr rot="0" spcFirstLastPara="0" vertOverflow="overflow" horzOverflow="overflow" vert="horz" wrap="square" lIns="91440" tIns="45720" rIns="91440" bIns="45720" numCol="1" spcCol="0" rtlCol="0" fromWordArt="0" anchor="ctr" anchorCtr="0" forceAA="0" compatLnSpc="1">
                             <a:prstTxWarp prst="textNoShape">
                               <a:avLst/>
@@ -7836,13 +8607,486 @@
                             <a:noAutofit/>
                           </wps:bodyPr>
                         </wps:wsp>
+                      </wpg:grpSp>
+                      <wps:wsp>
+                        <wps:cNvPr id="1927150442" name="Down Arrow 5"/>
+                        <wps:cNvSpPr/>
+                        <wps:spPr>
+                          <a:xfrm>
+                            <a:off x="4914900" y="2908300"/>
+                            <a:ext cx="381000" cy="927100"/>
+                          </a:xfrm>
+                          <a:prstGeom prst="downArrow">
+                            <a:avLst/>
+                          </a:prstGeom>
+                          <a:noFill/>
+                          <a:ln>
+                            <a:solidFill>
+                              <a:schemeClr val="tx2"/>
+                            </a:solidFill>
+                          </a:ln>
+                        </wps:spPr>
+                        <wps:style>
+                          <a:lnRef idx="2">
+                            <a:schemeClr val="accent1">
+                              <a:shade val="15000"/>
+                            </a:schemeClr>
+                          </a:lnRef>
+                          <a:fillRef idx="1">
+                            <a:schemeClr val="accent1"/>
+                          </a:fillRef>
+                          <a:effectRef idx="0">
+                            <a:schemeClr val="accent1"/>
+                          </a:effectRef>
+                          <a:fontRef idx="minor">
+                            <a:schemeClr val="lt1"/>
+                          </a:fontRef>
+                        </wps:style>
+                        <wps:bodyPr rot="0" spcFirstLastPara="0" vertOverflow="overflow" horzOverflow="overflow" vert="horz" wrap="square" lIns="91440" tIns="45720" rIns="91440" bIns="45720" numCol="1" spcCol="0" rtlCol="0" fromWordArt="0" anchor="ctr" anchorCtr="0" forceAA="0" compatLnSpc="1">
+                          <a:prstTxWarp prst="textNoShape">
+                            <a:avLst/>
+                          </a:prstTxWarp>
+                          <a:noAutofit/>
+                        </wps:bodyPr>
+                      </wps:wsp>
+                    </wpg:wgp>
+                  </a:graphicData>
+                </a:graphic>
+              </wp:anchor>
+            </w:drawing>
+          </mc:Choice>
+          <mc:Fallback>
+            <w:pict>
+              <v:group w14:anchorId="79CFE7BC" id="Group 6" o:spid="_x0000_s1071" style="position:absolute;margin-left:-27pt;margin-top:9pt;width:514pt;height:501pt;z-index:251708416" coordsize="65278,63627" o:gfxdata="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">
+                <v:group id="_x0000_s1072" style="position:absolute;width:65278;height:45212" coordsize="65278,45212" o:gfxdata="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">
+                  <v:group id="Group 34" o:spid="_x0000_s1073" style="position:absolute;left:12319;top:15621;width:44323;height:20320" coordsize="44323,20320" o:gfxdata="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">
+                    <v:rect id="Rectangle 11" o:spid="_x0000_s1074" style="position:absolute;width:26035;height:3302;visibility:visible;mso-wrap-style:square;v-text-anchor:middle" o:gfxdata="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" filled="f" strokecolor="#030e13 [484]" strokeweight="1pt">
+                      <v:textbox>
+                        <w:txbxContent>
+                          <w:p>
+                            <w:pPr>
+                              <w:jc w:val="center"/>
+                              <w:rPr>
+                                <w:color w:val="000000" w:themeColor="text1"/>
+                                <w:lang w:val="en-US"/>
+                              </w:rPr>
+                            </w:pPr>
+                            <w:r>
+                              <w:rPr>
+                                <w:color w:val="000000" w:themeColor="text1"/>
+                                <w:lang w:val="en-US"/>
+                              </w:rPr>
+                              <w:t>Username [String]</w:t>
+                            </w:r>
+                          </w:p>
+                        </w:txbxContent>
+                      </v:textbox>
+                    </v:rect>
+                    <v:rect id="Rectangle 11" o:spid="_x0000_s1075" style="position:absolute;top:4826;width:26035;height:3302;visibility:visible;mso-wrap-style:square;v-text-anchor:middle" o:gfxdata="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" filled="f" strokecolor="#030e13 [484]" strokeweight="1pt">
+                      <v:textbox>
+                        <w:txbxContent>
+                          <w:p>
+                            <w:pPr>
+                              <w:jc w:val="center"/>
+                              <w:rPr>
+                                <w:color w:val="000000" w:themeColor="text1"/>
+                                <w:lang w:val="en-US"/>
+                              </w:rPr>
+                            </w:pPr>
+                            <w:r>
+                              <w:rPr>
+                                <w:color w:val="000000" w:themeColor="text1"/>
+                                <w:lang w:val="en-US"/>
+                              </w:rPr>
+                              <w:t>Password [String]</w:t>
+                            </w:r>
+                          </w:p>
+                        </w:txbxContent>
+                      </v:textbox>
+                    </v:rect>
+                    <v:rect id="Rectangle 11" o:spid="_x0000_s1076" style="position:absolute;top:9525;width:26035;height:10795;visibility:visible;mso-wrap-style:square;v-text-anchor:middle" o:gfxdata="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" filled="f" strokecolor="#030e13 [484]" strokeweight="1pt">
+                      <v:textbox>
+                        <w:txbxContent>
+                          <w:p>
+                            <w:pPr>
+                              <w:jc w:val="center"/>
+                              <w:rPr>
+                                <w:color w:val="000000" w:themeColor="text1"/>
+                                <w:lang w:val="en-US"/>
+                              </w:rPr>
+                            </w:pPr>
+                            <w:r>
+                              <w:rPr>
+                                <w:color w:val="000000" w:themeColor="text1"/>
+                                <w:lang w:val="en-US"/>
+                              </w:rPr>
+                              <w:t>Keystroke [JSON]</w:t>
+                            </w:r>
+                          </w:p>
+                        </w:txbxContent>
+                      </v:textbox>
+                    </v:rect>
+                    <v:rect id="Rectangle 12" o:spid="_x0000_s1077" style="position:absolute;left:32512;top:5842;width:11811;height:3683;visibility:visible;mso-wrap-style:square;v-text-anchor:middle" o:gfxdata="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" fillcolor="#156082 [3204]" strokecolor="#030e13 [484]" strokeweight="1pt">
+                      <v:textbox>
+                        <w:txbxContent>
+                          <w:p>
+                            <w:pPr>
+                              <w:jc w:val="center"/>
+                              <w:rPr>
+                                <w:lang w:val="en-US"/>
+                              </w:rPr>
+                            </w:pPr>
+                            <w:r>
+                              <w:rPr>
+                                <w:lang w:val="en-US"/>
+                              </w:rPr>
+                              <w:t>LOGIN</w:t>
+                            </w:r>
+                          </w:p>
+                        </w:txbxContent>
+                      </v:textbox>
+                    </v:rect>
+                  </v:group>
+                  <v:group id="Group 33" o:spid="_x0000_s1078" style="position:absolute;width:65278;height:45212" coordsize="65278,45212" o:gfxdata="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">
+                    <v:group id="Group 8" o:spid="_x0000_s1079" style="position:absolute;width:65278;height:45212" coordsize="65278,45212" o:gfxdata="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">
+                      <v:rect id="Rectangle 5" o:spid="_x0000_s1080" style="position:absolute;width:65278;height:45212;visibility:visible;mso-wrap-style:square;v-text-anchor:middle" o:gfxdata="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" filled="f" strokecolor="#030e13 [484]" strokeweight="1pt">
+                        <v:textbox>
+                          <w:txbxContent>
+                            <w:p>
+                              <w:pPr>
+                                <w:jc w:val="center"/>
+                              </w:pPr>
+                            </w:p>
+                          </w:txbxContent>
+                        </v:textbox>
+                      </v:rect>
+                      <v:rect id="Rectangle 6" o:spid="_x0000_s1081" style="position:absolute;width:65278;height:6604;visibility:visible;mso-wrap-style:square;v-text-anchor:middle" o:gfxdata="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" filled="f" strokecolor="#030e13 [484]" strokeweight="1pt">
+                        <v:textbox>
+                          <w:txbxContent>
+                            <w:p>
+                              <w:pPr>
+                                <w:rPr>
+                                  <w:color w:val="000000" w:themeColor="text1"/>
+                                  <w:lang w:val="en-US"/>
+                                </w:rPr>
+                              </w:pPr>
+                              <w:r>
+                                <w:rPr>
+                                  <w:color w:val="000000" w:themeColor="text1"/>
+                                  <w:lang w:val="en-US"/>
+                                </w:rPr>
+                                <w:t xml:space="preserve">Users </w:t>
+                              </w:r>
+                              <w:r>
+                                <w:rPr>
+                                  <w:color w:val="000000" w:themeColor="text1"/>
+                                  <w:lang w:val="en-US"/>
+                                </w:rPr>
+                                <w:tab/>
+                              </w:r>
+                              <w:r>
+                                <w:rPr>
+                                  <w:color w:val="000000" w:themeColor="text1"/>
+                                  <w:lang w:val="en-US"/>
+                                </w:rPr>
+                                <w:tab/>
+                                <w:t xml:space="preserve">Model </w:t>
+                              </w:r>
+                              <w:r>
+                                <w:rPr>
+                                  <w:color w:val="000000" w:themeColor="text1"/>
+                                  <w:lang w:val="en-US"/>
+                                </w:rPr>
+                                <w:tab/>
+                              </w:r>
+                              <w:r>
+                                <w:rPr>
+                                  <w:color w:val="000000" w:themeColor="text1"/>
+                                  <w:lang w:val="en-US"/>
+                                </w:rPr>
+                                <w:tab/>
+                              </w:r>
+                              <w:r>
+                                <w:rPr>
+                                  <w:b/>
+                                  <w:bCs/>
+                                  <w:color w:val="4C94D8" w:themeColor="text2" w:themeTint="80"/>
+                                  <w:lang w:val="en-US"/>
+                                </w:rPr>
+                                <w:t>Test</w:t>
+                              </w:r>
+                              <w:r>
+                                <w:rPr>
+                                  <w:b/>
+                                  <w:bCs/>
+                                  <w:color w:val="4C94D8" w:themeColor="text2" w:themeTint="80"/>
+                                  <w:lang w:val="en-US"/>
+                                </w:rPr>
+                                <w:t xml:space="preserve"> </w:t>
+                              </w:r>
+                              <w:r>
+                                <w:rPr>
+                                  <w:b/>
+                                  <w:bCs/>
+                                  <w:color w:val="4C94D8" w:themeColor="text2" w:themeTint="80"/>
+                                  <w:lang w:val="en-US"/>
+                                </w:rPr>
+                                <w:tab/>
+                              </w:r>
+                              <w:r>
+                                <w:rPr>
+                                  <w:b/>
+                                  <w:bCs/>
+                                  <w:color w:val="4C94D8" w:themeColor="text2" w:themeTint="80"/>
+                                  <w:lang w:val="en-US"/>
+                                </w:rPr>
+                                <w:tab/>
+                              </w:r>
+                              <w:r>
+                                <w:rPr>
+                                  <w:color w:val="000000" w:themeColor="text1"/>
+                                  <w:lang w:val="en-US"/>
+                                </w:rPr>
+                                <w:t>Authentication</w:t>
+                              </w:r>
+                            </w:p>
+                          </w:txbxContent>
+                        </v:textbox>
+                      </v:rect>
+                      <v:line id="Straight Connector 7" o:spid="_x0000_s1082" style="position:absolute;visibility:visible;mso-wrap-style:square" from="6858,0" to="6858,6604" o:connectortype="straight" o:gfxdata="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" strokecolor="#156082 [3204]" strokeweight=".5pt">
+                        <v:stroke joinstyle="miter"/>
+                      </v:line>
+                      <v:line id="Straight Connector 7" o:spid="_x0000_s1083" style="position:absolute;visibility:visible;mso-wrap-style:square" from="16383,0" to="16383,6604" o:connectortype="straight" o:gfxdata="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" strokecolor="#156082 [3204]" strokeweight=".5pt">
+                        <v:stroke joinstyle="miter"/>
+                      </v:line>
+                    </v:group>
+                    <v:line id="Straight Connector 32" o:spid="_x0000_s1084" style="position:absolute;visibility:visible;mso-wrap-style:square" from="25273,0" to="25273,6604" o:connectortype="straight" o:gfxdata="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" strokecolor="#156082 [3204]" strokeweight=".5pt">
+                      <v:stroke joinstyle="miter"/>
+                    </v:line>
+                  </v:group>
+                </v:group>
+                <v:group id="Group 4" o:spid="_x0000_s1085" style="position:absolute;left:34544;top:41783;width:29591;height:21844" coordsize="29591,21844" o:gfxdata="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">
+                  <v:group id="Group 2" o:spid="_x0000_s1086" style="position:absolute;width:29591;height:21844" coordsize="29591,21844" o:gfxdata="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">
+                    <v:rect id="Rectangle 1" o:spid="_x0000_s1087" style="position:absolute;width:29591;height:21844;visibility:visible;mso-wrap-style:square;v-text-anchor:middle" o:gfxdata="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" filled="f" strokecolor="black [3213]" strokeweight="1pt">
+                      <v:textbox>
+                        <w:txbxContent>
+                          <w:p>
+                            <w:pPr>
+                              <w:jc w:val="center"/>
+                            </w:pPr>
+                          </w:p>
+                        </w:txbxContent>
+                      </v:textbox>
+                    </v:rect>
+                    <v:shape id="Text Box 1" o:spid="_x0000_s1088" type="#_x0000_t202" style="position:absolute;top:2159;width:28860;height:16173;visibility:visible;mso-wrap-style:none;v-text-anchor:top" o:gfxdata="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" filled="f" stroked="f">
+                      <v:fill o:detectmouseclick="t"/>
+                      <v:textbox style="mso-fit-shape-to-text:t">
+                        <w:txbxContent>
+                          <w:p>
+                            <w:pPr>
+                              <w:jc w:val="center"/>
+                              <w:rPr>
+                                <w:b/>
+                                <w:noProof/>
+                                <w:color w:val="196B24" w:themeColor="accent3"/>
+                                <w:sz w:val="56"/>
+                                <w:szCs w:val="56"/>
+                                <w:lang w:val="en-US"/>
+                                <w14:textOutline w14:w="0" w14:cap="flat" w14:cmpd="sng" w14:algn="ctr">
+                                  <w14:noFill/>
+                                  <w14:prstDash w14:val="solid"/>
+                                  <w14:round/>
+                                </w14:textOutline>
+                                <w14:props3d w14:extrusionH="57150" w14:contourW="0" w14:prstMaterial="matte">
+                                  <w14:bevelT w14:w="63500" w14:h="12700" w14:prst="angle"/>
+                                  <w14:contourClr>
+                                    <w14:schemeClr w14:val="bg1">
+                                      <w14:lumMod w14:val="65000"/>
+                                    </w14:schemeClr>
+                                  </w14:contourClr>
+                                </w14:props3d>
+                              </w:rPr>
+                            </w:pPr>
+                            <w:r>
+                              <w:rPr>
+                                <w:b/>
+                                <w:noProof/>
+                                <w:color w:val="196B24" w:themeColor="accent3"/>
+                                <w:sz w:val="56"/>
+                                <w:szCs w:val="56"/>
+                                <w:lang w:val="en-US"/>
+                                <w14:textOutline w14:w="0" w14:cap="flat" w14:cmpd="sng" w14:algn="ctr">
+                                  <w14:noFill/>
+                                  <w14:prstDash w14:val="solid"/>
+                                  <w14:round/>
+                                </w14:textOutline>
+                                <w14:props3d w14:extrusionH="57150" w14:contourW="0" w14:prstMaterial="matte">
+                                  <w14:bevelT w14:w="63500" w14:h="12700" w14:prst="angle"/>
+                                  <w14:contourClr>
+                                    <w14:schemeClr w14:val="bg1">
+                                      <w14:lumMod w14:val="65000"/>
+                                    </w14:schemeClr>
+                                  </w14:contourClr>
+                                </w14:props3d>
+                              </w:rPr>
+                              <w:t>ACTIVE SESSION</w:t>
+                            </w:r>
+                          </w:p>
+                          <w:p>
+                            <w:pPr>
+                              <w:jc w:val="center"/>
+                              <w:rPr>
+                                <w:b/>
+                                <w:noProof/>
+                                <w:color w:val="196B24" w:themeColor="accent3"/>
+                                <w:sz w:val="56"/>
+                                <w:szCs w:val="56"/>
+                                <w:lang w:val="en-US"/>
+                                <w14:textOutline w14:w="0" w14:cap="flat" w14:cmpd="sng" w14:algn="ctr">
+                                  <w14:noFill/>
+                                  <w14:prstDash w14:val="solid"/>
+                                  <w14:round/>
+                                </w14:textOutline>
+                                <w14:props3d w14:extrusionH="57150" w14:contourW="0" w14:prstMaterial="matte">
+                                  <w14:bevelT w14:w="63500" w14:h="12700" w14:prst="angle"/>
+                                  <w14:contourClr>
+                                    <w14:schemeClr w14:val="bg1">
+                                      <w14:lumMod w14:val="65000"/>
+                                    </w14:schemeClr>
+                                  </w14:contourClr>
+                                </w14:props3d>
+                              </w:rPr>
+                            </w:pPr>
+                            <w:r>
+                              <w:rPr>
+                                <w:b/>
+                                <w:noProof/>
+                                <w:color w:val="196B24" w:themeColor="accent3"/>
+                                <w:sz w:val="56"/>
+                                <w:szCs w:val="56"/>
+                                <w:lang w:val="en-US"/>
+                                <w14:textOutline w14:w="0" w14:cap="flat" w14:cmpd="sng" w14:algn="ctr">
+                                  <w14:noFill/>
+                                  <w14:prstDash w14:val="solid"/>
+                                  <w14:round/>
+                                </w14:textOutline>
+                                <w14:props3d w14:extrusionH="57150" w14:contourW="0" w14:prstMaterial="matte">
+                                  <w14:bevelT w14:w="63500" w14:h="12700" w14:prst="angle"/>
+                                  <w14:contourClr>
+                                    <w14:schemeClr w14:val="bg1">
+                                      <w14:lumMod w14:val="65000"/>
+                                    </w14:schemeClr>
+                                  </w14:contourClr>
+                                </w14:props3d>
+                              </w:rPr>
+                              <w:t>59:20</w:t>
+                            </w:r>
+                          </w:p>
+                          <w:p/>
+                        </w:txbxContent>
+                      </v:textbox>
+                    </v:shape>
+                  </v:group>
+                  <v:rect id="Rectangle 3" o:spid="_x0000_s1089" style="position:absolute;left:22098;top:18288;width:6762;height:2622;visibility:visible;mso-wrap-style:square;v-text-anchor:middle" o:gfxdata="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" filled="f" strokecolor="red" strokeweight="1pt">
+                    <v:textbox>
+                      <w:txbxContent>
+                        <w:p>
+                          <w:pPr>
+                            <w:jc w:val="center"/>
+                            <w:rPr>
+                              <w:color w:val="FF0000"/>
+                              <w:sz w:val="18"/>
+                              <w:szCs w:val="18"/>
+                              <w:lang w:val="en-US"/>
+                            </w:rPr>
+                          </w:pPr>
+                          <w:r>
+                            <w:rPr>
+                              <w:color w:val="FF0000"/>
+                              <w:sz w:val="18"/>
+                              <w:szCs w:val="18"/>
+                              <w:lang w:val="en-US"/>
+                            </w:rPr>
+                            <w:t>LOGOUT</w:t>
+                          </w:r>
+                        </w:p>
+                      </w:txbxContent>
+                    </v:textbox>
+                  </v:rect>
+                </v:group>
+                <v:shapetype id="_x0000_t67" coordsize="21600,21600" o:spt="67" adj="16200,5400" path="m0@0l@1@0@1,0@2,0@2@0,21600@0,10800,21600xe">
+                  <v:stroke joinstyle="miter"/>
+                  <v:formulas>
+                    <v:f eqn="val #0"/>
+                    <v:f eqn="val #1"/>
+                    <v:f eqn="sum height 0 #1"/>
+                    <v:f eqn="sum 10800 0 #1"/>
+                    <v:f eqn="sum width 0 #0"/>
+                    <v:f eqn="prod @4 @3 10800"/>
+                    <v:f eqn="sum width 0 @5"/>
+                  </v:formulas>
+                  <v:path o:connecttype="custom" o:connectlocs="10800,0;0,@0;10800,21600;21600,@0" o:connectangles="270,180,90,0" textboxrect="@1,0,@2,@6"/>
+                  <v:handles>
+                    <v:h position="#1,#0" xrange="0,10800" yrange="0,21600"/>
+                  </v:handles>
+                </v:shapetype>
+                <v:shape id="Down Arrow 5" o:spid="_x0000_s1090" type="#_x0000_t67" style="position:absolute;left:49149;top:29083;width:3810;height:9271;visibility:visible;mso-wrap-style:square;v-text-anchor:middle" o:gfxdata="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" adj="17162" filled="f" strokecolor="#0e2841 [3215]" strokeweight="1pt"/>
+              </v:group>
+            </w:pict>
+          </mc:Fallback>
+        </mc:AlternateContent>
+      </w:r>
+      <w:r>
+        <w:rPr>
+          <w:noProof/>
+          <w:lang w:val="en-US"/>
+        </w:rPr>
+        <mc:AlternateContent>
+          <mc:Choice Requires="wpg">
+            <w:drawing>
+              <wp:anchor distT="0" distB="0" distL="114300" distR="114300" simplePos="0" relativeHeight="251706368" behindDoc="0" locked="0" layoutInCell="1" allowOverlap="1" wp14:anchorId="4983B4BB" wp14:editId="76ACDA2D">
+                <wp:simplePos x="0" y="0"/>
+                <wp:positionH relativeFrom="column">
+                  <wp:posOffset>-342900</wp:posOffset>
+                </wp:positionH>
+                <wp:positionV relativeFrom="paragraph">
+                  <wp:posOffset>114300</wp:posOffset>
+                </wp:positionV>
+                <wp:extent cx="6527800" cy="4521200"/>
+                <wp:effectExtent l="0" t="0" r="12700" b="12700"/>
+                <wp:wrapNone/>
+                <wp:docPr id="1450093358" name="Group 35"/>
+                <wp:cNvGraphicFramePr/>
+                <a:graphic xmlns:a="http://schemas.openxmlformats.org/drawingml/2006/main">
+                  <a:graphicData uri="http://schemas.microsoft.com/office/word/2010/wordprocessingGroup">
+                    <wpg:wgp>
+                      <wpg:cNvGrpSpPr/>
+                      <wpg:grpSpPr>
+                        <a:xfrm>
+                          <a:off x="0" y="0"/>
+                          <a:ext cx="6527800" cy="4521200"/>
+                          <a:chOff x="0" y="0"/>
+                          <a:chExt cx="6527800" cy="4521200"/>
+                        </a:xfrm>
+                      </wpg:grpSpPr>
+                      <wpg:grpSp>
+                        <wpg:cNvPr id="949724331" name="Group 34"/>
+                        <wpg:cNvGrpSpPr/>
+                        <wpg:grpSpPr>
+                          <a:xfrm>
+                            <a:off x="1231900" y="1562100"/>
+                            <a:ext cx="4432300" cy="2032000"/>
+                            <a:chOff x="0" y="0"/>
+                            <a:chExt cx="4432300" cy="2032000"/>
+                          </a:xfrm>
+                        </wpg:grpSpPr>
                         <wps:wsp>
-                          <wps:cNvPr id="2067905343" name="Rectangle 6"/>
+                          <wps:cNvPr id="2058141731" name="Rectangle 11"/>
                           <wps:cNvSpPr/>
                           <wps:spPr>
                             <a:xfrm>
                               <a:off x="0" y="0"/>
-                              <a:ext cx="6527800" cy="660400"/>
+                              <a:ext cx="2603500" cy="330200"/>
                             </a:xfrm>
                             <a:prstGeom prst="rect">
                               <a:avLst/>
@@ -7869,6 +9113,7 @@
                             <w:txbxContent>
                               <w:p>
                                 <w:pPr>
+                                  <w:jc w:val="center"/>
                                   <w:rPr>
                                     <w:color w:val="000000" w:themeColor="text1"/>
                                     <w:lang w:val="en-US"/>
@@ -7879,79 +9124,7 @@
                                     <w:color w:val="000000" w:themeColor="text1"/>
                                     <w:lang w:val="en-US"/>
                                   </w:rPr>
-                                  <w:t xml:space="preserve">Users </w:t>
-                                </w:r>
-                                <w:r>
-                                  <w:rPr>
-                                    <w:color w:val="000000" w:themeColor="text1"/>
-                                    <w:lang w:val="en-US"/>
-                                  </w:rPr>
-                                  <w:tab/>
-                                </w:r>
-                                <w:r>
-                                  <w:rPr>
-                                    <w:color w:val="000000" w:themeColor="text1"/>
-                                    <w:lang w:val="en-US"/>
-                                  </w:rPr>
-                                  <w:tab/>
-                                  <w:t xml:space="preserve">Model </w:t>
-                                </w:r>
-                                <w:r>
-                                  <w:rPr>
-                                    <w:color w:val="000000" w:themeColor="text1"/>
-                                    <w:lang w:val="en-US"/>
-                                  </w:rPr>
-                                  <w:tab/>
-                                </w:r>
-                                <w:r>
-                                  <w:rPr>
-                                    <w:color w:val="000000" w:themeColor="text1"/>
-                                    <w:lang w:val="en-US"/>
-                                  </w:rPr>
-                                  <w:tab/>
-                                </w:r>
-                                <w:r>
-                                  <w:rPr>
-                                    <w:b/>
-                                    <w:bCs/>
-                                    <w:color w:val="4C94D8" w:themeColor="text2" w:themeTint="80"/>
-                                    <w:lang w:val="en-US"/>
-                                  </w:rPr>
-                                  <w:t>Test</w:t>
-                                </w:r>
-                                <w:r>
-                                  <w:rPr>
-                                    <w:b/>
-                                    <w:bCs/>
-                                    <w:color w:val="4C94D8" w:themeColor="text2" w:themeTint="80"/>
-                                    <w:lang w:val="en-US"/>
-                                  </w:rPr>
-                                  <w:t xml:space="preserve"> </w:t>
-                                </w:r>
-                                <w:r>
-                                  <w:rPr>
-                                    <w:b/>
-                                    <w:bCs/>
-                                    <w:color w:val="4C94D8" w:themeColor="text2" w:themeTint="80"/>
-                                    <w:lang w:val="en-US"/>
-                                  </w:rPr>
-                                  <w:tab/>
-                                </w:r>
-                                <w:r>
-                                  <w:rPr>
-                                    <w:b/>
-                                    <w:bCs/>
-                                    <w:color w:val="4C94D8" w:themeColor="text2" w:themeTint="80"/>
-                                    <w:lang w:val="en-US"/>
-                                  </w:rPr>
-                                  <w:tab/>
-                                </w:r>
-                                <w:r>
-                                  <w:rPr>
-                                    <w:color w:val="000000" w:themeColor="text1"/>
-                                    <w:lang w:val="en-US"/>
-                                  </w:rPr>
-                                  <w:t>Authentication</w:t>
+                                  <w:t>Username [String]</w:t>
                                 </w:r>
                               </w:p>
                             </w:txbxContent>
@@ -7964,39 +9137,428 @@
                           </wps:bodyPr>
                         </wps:wsp>
                         <wps:wsp>
-                          <wps:cNvPr id="877128796" name="Straight Connector 7"/>
-                          <wps:cNvCnPr/>
+                          <wps:cNvPr id="1008055589" name="Rectangle 11"/>
+                          <wps:cNvSpPr/>
                           <wps:spPr>
                             <a:xfrm>
-                              <a:off x="685800" y="0"/>
-                              <a:ext cx="0" cy="660400"/>
+                              <a:off x="0" y="482600"/>
+                              <a:ext cx="2603500" cy="330200"/>
                             </a:xfrm>
-                            <a:prstGeom prst="line">
+                            <a:prstGeom prst="rect">
                               <a:avLst/>
                             </a:prstGeom>
+                            <a:noFill/>
                           </wps:spPr>
                           <wps:style>
-                            <a:lnRef idx="1">
-                              <a:schemeClr val="accent1"/>
+                            <a:lnRef idx="2">
+                              <a:schemeClr val="accent1">
+                                <a:shade val="15000"/>
+                              </a:schemeClr>
                             </a:lnRef>
-                            <a:fillRef idx="0">
+                            <a:fillRef idx="1">
                               <a:schemeClr val="accent1"/>
                             </a:fillRef>
                             <a:effectRef idx="0">
                               <a:schemeClr val="accent1"/>
                             </a:effectRef>
                             <a:fontRef idx="minor">
-                              <a:schemeClr val="tx1"/>
+                              <a:schemeClr val="lt1"/>
                             </a:fontRef>
                           </wps:style>
-                          <wps:bodyPr/>
+                          <wps:txbx>
+                            <w:txbxContent>
+                              <w:p>
+                                <w:pPr>
+                                  <w:jc w:val="center"/>
+                                  <w:rPr>
+                                    <w:color w:val="000000" w:themeColor="text1"/>
+                                    <w:lang w:val="en-US"/>
+                                  </w:rPr>
+                                </w:pPr>
+                                <w:r>
+                                  <w:rPr>
+                                    <w:color w:val="000000" w:themeColor="text1"/>
+                                    <w:lang w:val="en-US"/>
+                                  </w:rPr>
+                                  <w:t>Password [String]</w:t>
+                                </w:r>
+                              </w:p>
+                            </w:txbxContent>
+                          </wps:txbx>
+                          <wps:bodyPr rot="0" spcFirstLastPara="0" vertOverflow="overflow" horzOverflow="overflow" vert="horz" wrap="square" lIns="91440" tIns="45720" rIns="91440" bIns="45720" numCol="1" spcCol="0" rtlCol="0" fromWordArt="0" anchor="ctr" anchorCtr="0" forceAA="0" compatLnSpc="1">
+                            <a:prstTxWarp prst="textNoShape">
+                              <a:avLst/>
+                            </a:prstTxWarp>
+                            <a:noAutofit/>
+                          </wps:bodyPr>
                         </wps:wsp>
                         <wps:wsp>
-                          <wps:cNvPr id="1853282785" name="Straight Connector 7"/>
+                          <wps:cNvPr id="2122955147" name="Rectangle 11"/>
+                          <wps:cNvSpPr/>
+                          <wps:spPr>
+                            <a:xfrm>
+                              <a:off x="0" y="952500"/>
+                              <a:ext cx="2603500" cy="1079500"/>
+                            </a:xfrm>
+                            <a:prstGeom prst="rect">
+                              <a:avLst/>
+                            </a:prstGeom>
+                            <a:noFill/>
+                          </wps:spPr>
+                          <wps:style>
+                            <a:lnRef idx="2">
+                              <a:schemeClr val="accent1">
+                                <a:shade val="15000"/>
+                              </a:schemeClr>
+                            </a:lnRef>
+                            <a:fillRef idx="1">
+                              <a:schemeClr val="accent1"/>
+                            </a:fillRef>
+                            <a:effectRef idx="0">
+                              <a:schemeClr val="accent1"/>
+                            </a:effectRef>
+                            <a:fontRef idx="minor">
+                              <a:schemeClr val="lt1"/>
+                            </a:fontRef>
+                          </wps:style>
+                          <wps:txbx>
+                            <w:txbxContent>
+                              <w:p>
+                                <w:pPr>
+                                  <w:jc w:val="center"/>
+                                  <w:rPr>
+                                    <w:color w:val="000000" w:themeColor="text1"/>
+                                    <w:lang w:val="en-US"/>
+                                  </w:rPr>
+                                </w:pPr>
+                                <w:r>
+                                  <w:rPr>
+                                    <w:color w:val="000000" w:themeColor="text1"/>
+                                    <w:lang w:val="en-US"/>
+                                  </w:rPr>
+                                  <w:t>Keystroke [JSON]</w:t>
+                                </w:r>
+                              </w:p>
+                            </w:txbxContent>
+                          </wps:txbx>
+                          <wps:bodyPr rot="0" spcFirstLastPara="0" vertOverflow="overflow" horzOverflow="overflow" vert="horz" wrap="square" lIns="91440" tIns="45720" rIns="91440" bIns="45720" numCol="1" spcCol="0" rtlCol="0" fromWordArt="0" anchor="ctr" anchorCtr="0" forceAA="0" compatLnSpc="1">
+                            <a:prstTxWarp prst="textNoShape">
+                              <a:avLst/>
+                            </a:prstTxWarp>
+                            <a:noAutofit/>
+                          </wps:bodyPr>
+                        </wps:wsp>
+                        <wps:wsp>
+                          <wps:cNvPr id="705725621" name="Rectangle 12"/>
+                          <wps:cNvSpPr/>
+                          <wps:spPr>
+                            <a:xfrm>
+                              <a:off x="3251200" y="584200"/>
+                              <a:ext cx="1181100" cy="368300"/>
+                            </a:xfrm>
+                            <a:prstGeom prst="rect">
+                              <a:avLst/>
+                            </a:prstGeom>
+                          </wps:spPr>
+                          <wps:style>
+                            <a:lnRef idx="2">
+                              <a:schemeClr val="accent1">
+                                <a:shade val="15000"/>
+                              </a:schemeClr>
+                            </a:lnRef>
+                            <a:fillRef idx="1">
+                              <a:schemeClr val="accent1"/>
+                            </a:fillRef>
+                            <a:effectRef idx="0">
+                              <a:schemeClr val="accent1"/>
+                            </a:effectRef>
+                            <a:fontRef idx="minor">
+                              <a:schemeClr val="lt1"/>
+                            </a:fontRef>
+                          </wps:style>
+                          <wps:txbx>
+                            <w:txbxContent>
+                              <w:p>
+                                <w:pPr>
+                                  <w:jc w:val="center"/>
+                                  <w:rPr>
+                                    <w:lang w:val="en-US"/>
+                                  </w:rPr>
+                                </w:pPr>
+                                <w:r>
+                                  <w:rPr>
+                                    <w:lang w:val="en-US"/>
+                                  </w:rPr>
+                                  <w:t>LOGIN</w:t>
+                                </w:r>
+                              </w:p>
+                            </w:txbxContent>
+                          </wps:txbx>
+                          <wps:bodyPr rot="0" spcFirstLastPara="0" vertOverflow="overflow" horzOverflow="overflow" vert="horz" wrap="square" lIns="91440" tIns="45720" rIns="91440" bIns="45720" numCol="1" spcCol="0" rtlCol="0" fromWordArt="0" anchor="ctr" anchorCtr="0" forceAA="0" compatLnSpc="1">
+                            <a:prstTxWarp prst="textNoShape">
+                              <a:avLst/>
+                            </a:prstTxWarp>
+                            <a:noAutofit/>
+                          </wps:bodyPr>
+                        </wps:wsp>
+                      </wpg:grpSp>
+                      <wpg:grpSp>
+                        <wpg:cNvPr id="94110124" name="Group 33"/>
+                        <wpg:cNvGrpSpPr/>
+                        <wpg:grpSpPr>
+                          <a:xfrm>
+                            <a:off x="0" y="0"/>
+                            <a:ext cx="6527800" cy="4521200"/>
+                            <a:chOff x="0" y="0"/>
+                            <a:chExt cx="6527800" cy="4521200"/>
+                          </a:xfrm>
+                        </wpg:grpSpPr>
+                        <wpg:grpSp>
+                          <wpg:cNvPr id="1653325936" name="Group 8"/>
+                          <wpg:cNvGrpSpPr/>
+                          <wpg:grpSpPr>
+                            <a:xfrm>
+                              <a:off x="0" y="0"/>
+                              <a:ext cx="6527800" cy="4521200"/>
+                              <a:chOff x="0" y="0"/>
+                              <a:chExt cx="6527800" cy="4521200"/>
+                            </a:xfrm>
+                          </wpg:grpSpPr>
+                          <wps:wsp>
+                            <wps:cNvPr id="1866086075" name="Rectangle 5"/>
+                            <wps:cNvSpPr/>
+                            <wps:spPr>
+                              <a:xfrm>
+                                <a:off x="0" y="0"/>
+                                <a:ext cx="6527800" cy="4521200"/>
+                              </a:xfrm>
+                              <a:prstGeom prst="rect">
+                                <a:avLst/>
+                              </a:prstGeom>
+                              <a:noFill/>
+                            </wps:spPr>
+                            <wps:style>
+                              <a:lnRef idx="2">
+                                <a:schemeClr val="accent1">
+                                  <a:shade val="15000"/>
+                                </a:schemeClr>
+                              </a:lnRef>
+                              <a:fillRef idx="1">
+                                <a:schemeClr val="accent1"/>
+                              </a:fillRef>
+                              <a:effectRef idx="0">
+                                <a:schemeClr val="accent1"/>
+                              </a:effectRef>
+                              <a:fontRef idx="minor">
+                                <a:schemeClr val="lt1"/>
+                              </a:fontRef>
+                            </wps:style>
+                            <wps:txbx>
+                              <w:txbxContent>
+                                <w:p>
+                                  <w:pPr>
+                                    <w:jc w:val="center"/>
+                                  </w:pPr>
+                                </w:p>
+                              </w:txbxContent>
+                            </wps:txbx>
+                            <wps:bodyPr rot="0" spcFirstLastPara="0" vertOverflow="overflow" horzOverflow="overflow" vert="horz" wrap="square" lIns="91440" tIns="45720" rIns="91440" bIns="45720" numCol="1" spcCol="0" rtlCol="0" fromWordArt="0" anchor="ctr" anchorCtr="0" forceAA="0" compatLnSpc="1">
+                              <a:prstTxWarp prst="textNoShape">
+                                <a:avLst/>
+                              </a:prstTxWarp>
+                              <a:noAutofit/>
+                            </wps:bodyPr>
+                          </wps:wsp>
+                          <wps:wsp>
+                            <wps:cNvPr id="1062489401" name="Rectangle 6"/>
+                            <wps:cNvSpPr/>
+                            <wps:spPr>
+                              <a:xfrm>
+                                <a:off x="0" y="0"/>
+                                <a:ext cx="6527800" cy="660400"/>
+                              </a:xfrm>
+                              <a:prstGeom prst="rect">
+                                <a:avLst/>
+                              </a:prstGeom>
+                              <a:noFill/>
+                            </wps:spPr>
+                            <wps:style>
+                              <a:lnRef idx="2">
+                                <a:schemeClr val="accent1">
+                                  <a:shade val="15000"/>
+                                </a:schemeClr>
+                              </a:lnRef>
+                              <a:fillRef idx="1">
+                                <a:schemeClr val="accent1"/>
+                              </a:fillRef>
+                              <a:effectRef idx="0">
+                                <a:schemeClr val="accent1"/>
+                              </a:effectRef>
+                              <a:fontRef idx="minor">
+                                <a:schemeClr val="lt1"/>
+                              </a:fontRef>
+                            </wps:style>
+                            <wps:txbx>
+                              <w:txbxContent>
+                                <w:p>
+                                  <w:pPr>
+                                    <w:rPr>
+                                      <w:color w:val="000000" w:themeColor="text1"/>
+                                      <w:lang w:val="en-US"/>
+                                    </w:rPr>
+                                  </w:pPr>
+                                  <w:r>
+                                    <w:rPr>
+                                      <w:color w:val="000000" w:themeColor="text1"/>
+                                      <w:lang w:val="en-US"/>
+                                    </w:rPr>
+                                    <w:t xml:space="preserve">Users </w:t>
+                                  </w:r>
+                                  <w:r>
+                                    <w:rPr>
+                                      <w:color w:val="000000" w:themeColor="text1"/>
+                                      <w:lang w:val="en-US"/>
+                                    </w:rPr>
+                                    <w:tab/>
+                                  </w:r>
+                                  <w:r>
+                                    <w:rPr>
+                                      <w:color w:val="000000" w:themeColor="text1"/>
+                                      <w:lang w:val="en-US"/>
+                                    </w:rPr>
+                                    <w:tab/>
+                                    <w:t xml:space="preserve">Model </w:t>
+                                  </w:r>
+                                  <w:r>
+                                    <w:rPr>
+                                      <w:color w:val="000000" w:themeColor="text1"/>
+                                      <w:lang w:val="en-US"/>
+                                    </w:rPr>
+                                    <w:tab/>
+                                  </w:r>
+                                  <w:r>
+                                    <w:rPr>
+                                      <w:color w:val="000000" w:themeColor="text1"/>
+                                      <w:lang w:val="en-US"/>
+                                    </w:rPr>
+                                    <w:tab/>
+                                  </w:r>
+                                  <w:r>
+                                    <w:rPr>
+                                      <w:b/>
+                                      <w:bCs/>
+                                      <w:color w:val="4C94D8" w:themeColor="text2" w:themeTint="80"/>
+                                      <w:lang w:val="en-US"/>
+                                    </w:rPr>
+                                    <w:t>Test</w:t>
+                                  </w:r>
+                                  <w:r>
+                                    <w:rPr>
+                                      <w:b/>
+                                      <w:bCs/>
+                                      <w:color w:val="4C94D8" w:themeColor="text2" w:themeTint="80"/>
+                                      <w:lang w:val="en-US"/>
+                                    </w:rPr>
+                                    <w:t xml:space="preserve"> </w:t>
+                                  </w:r>
+                                  <w:r>
+                                    <w:rPr>
+                                      <w:b/>
+                                      <w:bCs/>
+                                      <w:color w:val="4C94D8" w:themeColor="text2" w:themeTint="80"/>
+                                      <w:lang w:val="en-US"/>
+                                    </w:rPr>
+                                    <w:tab/>
+                                  </w:r>
+                                  <w:r>
+                                    <w:rPr>
+                                      <w:b/>
+                                      <w:bCs/>
+                                      <w:color w:val="4C94D8" w:themeColor="text2" w:themeTint="80"/>
+                                      <w:lang w:val="en-US"/>
+                                    </w:rPr>
+                                    <w:tab/>
+                                  </w:r>
+                                  <w:r>
+                                    <w:rPr>
+                                      <w:color w:val="000000" w:themeColor="text1"/>
+                                      <w:lang w:val="en-US"/>
+                                    </w:rPr>
+                                    <w:t>Authentication</w:t>
+                                  </w:r>
+                                </w:p>
+                              </w:txbxContent>
+                            </wps:txbx>
+                            <wps:bodyPr rot="0" spcFirstLastPara="0" vertOverflow="overflow" horzOverflow="overflow" vert="horz" wrap="square" lIns="91440" tIns="45720" rIns="91440" bIns="45720" numCol="1" spcCol="0" rtlCol="0" fromWordArt="0" anchor="ctr" anchorCtr="0" forceAA="0" compatLnSpc="1">
+                              <a:prstTxWarp prst="textNoShape">
+                                <a:avLst/>
+                              </a:prstTxWarp>
+                              <a:noAutofit/>
+                            </wps:bodyPr>
+                          </wps:wsp>
+                          <wps:wsp>
+                            <wps:cNvPr id="1938676021" name="Straight Connector 7"/>
+                            <wps:cNvCnPr/>
+                            <wps:spPr>
+                              <a:xfrm>
+                                <a:off x="685800" y="0"/>
+                                <a:ext cx="0" cy="660400"/>
+                              </a:xfrm>
+                              <a:prstGeom prst="line">
+                                <a:avLst/>
+                              </a:prstGeom>
+                            </wps:spPr>
+                            <wps:style>
+                              <a:lnRef idx="1">
+                                <a:schemeClr val="accent1"/>
+                              </a:lnRef>
+                              <a:fillRef idx="0">
+                                <a:schemeClr val="accent1"/>
+                              </a:fillRef>
+                              <a:effectRef idx="0">
+                                <a:schemeClr val="accent1"/>
+                              </a:effectRef>
+                              <a:fontRef idx="minor">
+                                <a:schemeClr val="tx1"/>
+                              </a:fontRef>
+                            </wps:style>
+                            <wps:bodyPr/>
+                          </wps:wsp>
+                          <wps:wsp>
+                            <wps:cNvPr id="872835899" name="Straight Connector 7"/>
+                            <wps:cNvCnPr/>
+                            <wps:spPr>
+                              <a:xfrm>
+                                <a:off x="1638300" y="0"/>
+                                <a:ext cx="0" cy="660400"/>
+                              </a:xfrm>
+                              <a:prstGeom prst="line">
+                                <a:avLst/>
+                              </a:prstGeom>
+                            </wps:spPr>
+                            <wps:style>
+                              <a:lnRef idx="1">
+                                <a:schemeClr val="accent1"/>
+                              </a:lnRef>
+                              <a:fillRef idx="0">
+                                <a:schemeClr val="accent1"/>
+                              </a:fillRef>
+                              <a:effectRef idx="0">
+                                <a:schemeClr val="accent1"/>
+                              </a:effectRef>
+                              <a:fontRef idx="minor">
+                                <a:schemeClr val="tx1"/>
+                              </a:fontRef>
+                            </wps:style>
+                            <wps:bodyPr/>
+                          </wps:wsp>
+                        </wpg:grpSp>
+                        <wps:wsp>
+                          <wps:cNvPr id="1618793253" name="Straight Connector 32"/>
                           <wps:cNvCnPr/>
                           <wps:spPr>
                             <a:xfrm>
-                              <a:off x="1638300" y="0"/>
+                              <a:off x="2527300" y="0"/>
                               <a:ext cx="0" cy="660400"/>
                             </a:xfrm>
                             <a:prstGeom prst="line">
@@ -8020,34 +9582,6 @@
                           <wps:bodyPr/>
                         </wps:wsp>
                       </wpg:grpSp>
-                      <wps:wsp>
-                        <wps:cNvPr id="1756663387" name="Straight Connector 32"/>
-                        <wps:cNvCnPr/>
-                        <wps:spPr>
-                          <a:xfrm>
-                            <a:off x="2527300" y="0"/>
-                            <a:ext cx="0" cy="660400"/>
-                          </a:xfrm>
-                          <a:prstGeom prst="line">
-                            <a:avLst/>
-                          </a:prstGeom>
-                        </wps:spPr>
-                        <wps:style>
-                          <a:lnRef idx="1">
-                            <a:schemeClr val="accent1"/>
-                          </a:lnRef>
-                          <a:fillRef idx="0">
-                            <a:schemeClr val="accent1"/>
-                          </a:fillRef>
-                          <a:effectRef idx="0">
-                            <a:schemeClr val="accent1"/>
-                          </a:effectRef>
-                          <a:fontRef idx="minor">
-                            <a:schemeClr val="tx1"/>
-                          </a:fontRef>
-                        </wps:style>
-                        <wps:bodyPr/>
-                      </wps:wsp>
                     </wpg:wgp>
                   </a:graphicData>
                 </a:graphic>
@@ -8056,14 +9590,14 @@
           </mc:Choice>
           <mc:Fallback>
             <w:pict>
-              <v:group w14:anchorId="193F2BC7" id="Group 33" o:spid="_x0000_s1071" style="position:absolute;margin-left:-28pt;margin-top:0;width:514pt;height:356pt;z-index:251706368" coordsize="65278,45212" o:gfxdata="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">
-                <v:group id="Group 8" o:spid="_x0000_s1072" style="position:absolute;width:65278;height:45212" coordsize="65278,45212" o:gfxdata="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">
-                  <v:rect id="Rectangle 5" o:spid="_x0000_s1073" style="position:absolute;width:65278;height:45212;visibility:visible;mso-wrap-style:square;v-text-anchor:middle" o:gfxdata="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" filled="f" strokecolor="#030e13 [484]" strokeweight="1pt"/>
-                  <v:rect id="Rectangle 6" o:spid="_x0000_s1074" style="position:absolute;width:65278;height:6604;visibility:visible;mso-wrap-style:square;v-text-anchor:middle" o:gfxdata="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" filled="f" strokecolor="#030e13 [484]" strokeweight="1pt">
+              <v:group w14:anchorId="4983B4BB" id="Group 35" o:spid="_x0000_s1091" style="position:absolute;margin-left:-27pt;margin-top:9pt;width:514pt;height:356pt;z-index:251706368" coordsize="65278,45212" o:gfxdata="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">
+                <v:group id="Group 34" o:spid="_x0000_s1092" style="position:absolute;left:12319;top:15621;width:44323;height:20320" coordsize="44323,20320" o:gfxdata="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">
+                  <v:rect id="Rectangle 11" o:spid="_x0000_s1093" style="position:absolute;width:26035;height:3302;visibility:visible;mso-wrap-style:square;v-text-anchor:middle" o:gfxdata="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" filled="f" strokecolor="#030e13 [484]" strokeweight="1pt">
                     <v:textbox>
                       <w:txbxContent>
                         <w:p>
                           <w:pPr>
+                            <w:jc w:val="center"/>
                             <w:rPr>
                               <w:color w:val="000000" w:themeColor="text1"/>
                               <w:lang w:val="en-US"/>
@@ -8074,183 +9608,95 @@
                               <w:color w:val="000000" w:themeColor="text1"/>
                               <w:lang w:val="en-US"/>
                             </w:rPr>
-                            <w:t xml:space="preserve">Users </w:t>
+                            <w:t>Username [String]</w:t>
                           </w:r>
+                        </w:p>
+                      </w:txbxContent>
+                    </v:textbox>
+                  </v:rect>
+                  <v:rect id="Rectangle 11" o:spid="_x0000_s1094" style="position:absolute;top:4826;width:26035;height:3302;visibility:visible;mso-wrap-style:square;v-text-anchor:middle" o:gfxdata="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" filled="f" strokecolor="#030e13 [484]" strokeweight="1pt">
+                    <v:textbox>
+                      <w:txbxContent>
+                        <w:p>
+                          <w:pPr>
+                            <w:jc w:val="center"/>
+                            <w:rPr>
+                              <w:color w:val="000000" w:themeColor="text1"/>
+                              <w:lang w:val="en-US"/>
+                            </w:rPr>
+                          </w:pPr>
                           <w:r>
                             <w:rPr>
                               <w:color w:val="000000" w:themeColor="text1"/>
                               <w:lang w:val="en-US"/>
                             </w:rPr>
-                            <w:tab/>
+                            <w:t>Password [String]</w:t>
                           </w:r>
+                        </w:p>
+                      </w:txbxContent>
+                    </v:textbox>
+                  </v:rect>
+                  <v:rect id="Rectangle 11" o:spid="_x0000_s1095" style="position:absolute;top:9525;width:26035;height:10795;visibility:visible;mso-wrap-style:square;v-text-anchor:middle" o:gfxdata="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" filled="f" strokecolor="#030e13 [484]" strokeweight="1pt">
+                    <v:textbox>
+                      <w:txbxContent>
+                        <w:p>
+                          <w:pPr>
+                            <w:jc w:val="center"/>
+                            <w:rPr>
+                              <w:color w:val="000000" w:themeColor="text1"/>
+                              <w:lang w:val="en-US"/>
+                            </w:rPr>
+                          </w:pPr>
                           <w:r>
                             <w:rPr>
                               <w:color w:val="000000" w:themeColor="text1"/>
                               <w:lang w:val="en-US"/>
                             </w:rPr>
-                            <w:tab/>
-                            <w:t xml:space="preserve">Model </w:t>
-                          </w:r>
-                          <w:r>
-                            <w:rPr>
-                              <w:color w:val="000000" w:themeColor="text1"/>
-                              <w:lang w:val="en-US"/>
-                            </w:rPr>
-                            <w:tab/>
-                          </w:r>
-                          <w:r>
-                            <w:rPr>
-                              <w:color w:val="000000" w:themeColor="text1"/>
-                              <w:lang w:val="en-US"/>
-                            </w:rPr>
-                            <w:tab/>
-                          </w:r>
-                          <w:r>
-                            <w:rPr>
-                              <w:b/>
-                              <w:bCs/>
-                              <w:color w:val="4C94D8" w:themeColor="text2" w:themeTint="80"/>
-                              <w:lang w:val="en-US"/>
-                            </w:rPr>
-                            <w:t>Test</w:t>
-                          </w:r>
-                          <w:r>
-                            <w:rPr>
-                              <w:b/>
-                              <w:bCs/>
-                              <w:color w:val="4C94D8" w:themeColor="text2" w:themeTint="80"/>
-                              <w:lang w:val="en-US"/>
-                            </w:rPr>
-                            <w:t xml:space="preserve"> </w:t>
-                          </w:r>
-                          <w:r>
-                            <w:rPr>
-                              <w:b/>
-                              <w:bCs/>
-                              <w:color w:val="4C94D8" w:themeColor="text2" w:themeTint="80"/>
-                              <w:lang w:val="en-US"/>
-                            </w:rPr>
-                            <w:tab/>
-                          </w:r>
-                          <w:r>
-                            <w:rPr>
-                              <w:b/>
-                              <w:bCs/>
-                              <w:color w:val="4C94D8" w:themeColor="text2" w:themeTint="80"/>
-                              <w:lang w:val="en-US"/>
-                            </w:rPr>
-                            <w:tab/>
-                          </w:r>
-                          <w:r>
-                            <w:rPr>
-                              <w:color w:val="000000" w:themeColor="text1"/>
-                              <w:lang w:val="en-US"/>
-                            </w:rPr>
-                            <w:t>Authentication</w:t>
+                            <w:t>Keystroke [JSON]</w:t>
                           </w:r>
                         </w:p>
                       </w:txbxContent>
                     </v:textbox>
                   </v:rect>
-                  <v:line id="Straight Connector 7" o:spid="_x0000_s1075" style="position:absolute;visibility:visible;mso-wrap-style:square" from="6858,0" to="6858,6604" o:connectortype="straight" o:gfxdata="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" strokecolor="#156082 [3204]" strokeweight=".5pt">
-                    <v:stroke joinstyle="miter"/>
-                  </v:line>
-                  <v:line id="Straight Connector 7" o:spid="_x0000_s1076" style="position:absolute;visibility:visible;mso-wrap-style:square" from="16383,0" to="16383,6604" o:connectortype="straight" o:gfxdata="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" strokecolor="#156082 [3204]" strokeweight=".5pt">
-                    <v:stroke joinstyle="miter"/>
-                  </v:line>
+                  <v:rect id="Rectangle 12" o:spid="_x0000_s1096" style="position:absolute;left:32512;top:5842;width:11811;height:3683;visibility:visible;mso-wrap-style:square;v-text-anchor:middle" o:gfxdata="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" fillcolor="#156082 [3204]" strokecolor="#030e13 [484]" strokeweight="1pt">
+                    <v:textbox>
+                      <w:txbxContent>
+                        <w:p>
+                          <w:pPr>
+                            <w:jc w:val="center"/>
+                            <w:rPr>
+                              <w:lang w:val="en-US"/>
+                            </w:rPr>
+                          </w:pPr>
+                          <w:r>
+                            <w:rPr>
+                              <w:lang w:val="en-US"/>
+                            </w:rPr>
+                            <w:t>LOGIN</w:t>
+                          </w:r>
+                        </w:p>
+                      </w:txbxContent>
+                    </v:textbox>
+                  </v:rect>
                 </v:group>
-                <v:line id="Straight Connector 32" o:spid="_x0000_s1077" style="position:absolute;visibility:visible;mso-wrap-style:square" from="25273,0" to="25273,6604" o:connectortype="straight" o:gfxdata="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" strokecolor="#156082 [3204]" strokeweight=".5pt">
-                  <v:stroke joinstyle="miter"/>
-                </v:line>
-              </v:group>
-            </w:pict>
-          </mc:Fallback>
-        </mc:AlternateContent>
-      </w:r>
-    </w:p>
-    <w:p>
-      <w:pPr>
-        <w:rPr>
-          <w:lang w:val="en-US"/>
-        </w:rPr>
-      </w:pPr>
-    </w:p>
-    <w:p>
-      <w:pPr>
-        <w:rPr>
-          <w:lang w:val="en-US"/>
-        </w:rPr>
-      </w:pPr>
-    </w:p>
-    <w:p>
-      <w:pPr>
-        <w:rPr>
-          <w:lang w:val="en-US"/>
-        </w:rPr>
-      </w:pPr>
-    </w:p>
-    <w:p>
-      <w:pPr>
-        <w:rPr>
-          <w:lang w:val="en-US"/>
-        </w:rPr>
-      </w:pPr>
-      <w:r>
-        <w:rPr>
-          <w:noProof/>
-          <w:lang w:val="en-US"/>
-        </w:rPr>
-        <mc:AlternateContent>
-          <mc:Choice Requires="wps">
-            <w:drawing>
-              <wp:anchor distT="0" distB="0" distL="114300" distR="114300" simplePos="0" relativeHeight="251660288" behindDoc="0" locked="0" layoutInCell="1" allowOverlap="1" wp14:anchorId="30784F30" wp14:editId="31F7DA1B">
-                <wp:simplePos x="0" y="0"/>
-                <wp:positionH relativeFrom="column">
-                  <wp:posOffset>1117600</wp:posOffset>
-                </wp:positionH>
-                <wp:positionV relativeFrom="paragraph">
-                  <wp:posOffset>217805</wp:posOffset>
-                </wp:positionV>
-                <wp:extent cx="2603500" cy="330200"/>
-                <wp:effectExtent l="0" t="0" r="12700" b="12700"/>
-                <wp:wrapNone/>
-                <wp:docPr id="1473781779" name="Rectangle 11"/>
-                <wp:cNvGraphicFramePr/>
-                <a:graphic xmlns:a="http://schemas.openxmlformats.org/drawingml/2006/main">
-                  <a:graphicData uri="http://schemas.microsoft.com/office/word/2010/wordprocessingShape">
-                    <wps:wsp>
-                      <wps:cNvSpPr/>
-                      <wps:spPr>
-                        <a:xfrm>
-                          <a:off x="0" y="0"/>
-                          <a:ext cx="2603500" cy="330200"/>
-                        </a:xfrm>
-                        <a:prstGeom prst="rect">
-                          <a:avLst/>
-                        </a:prstGeom>
-                        <a:noFill/>
-                      </wps:spPr>
-                      <wps:style>
-                        <a:lnRef idx="2">
-                          <a:schemeClr val="accent1">
-                            <a:shade val="15000"/>
-                          </a:schemeClr>
-                        </a:lnRef>
-                        <a:fillRef idx="1">
-                          <a:schemeClr val="accent1"/>
-                        </a:fillRef>
-                        <a:effectRef idx="0">
-                          <a:schemeClr val="accent1"/>
-                        </a:effectRef>
-                        <a:fontRef idx="minor">
-                          <a:schemeClr val="lt1"/>
-                        </a:fontRef>
-                      </wps:style>
-                      <wps:txbx>
+                <v:group id="Group 33" o:spid="_x0000_s1097" style="position:absolute;width:65278;height:45212" coordsize="65278,45212" o:gfxdata="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">
+                  <v:group id="Group 8" o:spid="_x0000_s1098" style="position:absolute;width:65278;height:45212" coordsize="65278,45212" o:gfxdata="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">
+                    <v:rect id="Rectangle 5" o:spid="_x0000_s1099" style="position:absolute;width:65278;height:45212;visibility:visible;mso-wrap-style:square;v-text-anchor:middle" o:gfxdata="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" filled="f" strokecolor="#030e13 [484]" strokeweight="1pt">
+                      <v:textbox>
                         <w:txbxContent>
                           <w:p>
                             <w:pPr>
                               <w:jc w:val="center"/>
+                            </w:pPr>
+                          </w:p>
+                        </w:txbxContent>
+                      </v:textbox>
+                    </v:rect>
+                    <v:rect id="Rectangle 6" o:spid="_x0000_s1100" style="position:absolute;width:65278;height:6604;visibility:visible;mso-wrap-style:square;v-text-anchor:middle" o:gfxdata="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" filled="f" strokecolor="#030e13 [484]" strokeweight="1pt">
+                      <v:textbox>
+                        <w:txbxContent>
+                          <w:p>
+                            <w:pPr>
                               <w:rPr>
                                 <w:color w:val="000000" w:themeColor="text1"/>
                                 <w:lang w:val="en-US"/>
@@ -8261,399 +9707,96 @@
                                 <w:color w:val="000000" w:themeColor="text1"/>
                                 <w:lang w:val="en-US"/>
                               </w:rPr>
-                              <w:t>Username [String]</w:t>
+                              <w:t xml:space="preserve">Users </w:t>
                             </w:r>
-                          </w:p>
-                        </w:txbxContent>
-                      </wps:txbx>
-                      <wps:bodyPr rot="0" spcFirstLastPara="0" vertOverflow="overflow" horzOverflow="overflow" vert="horz" wrap="square" lIns="91440" tIns="45720" rIns="91440" bIns="45720" numCol="1" spcCol="0" rtlCol="0" fromWordArt="0" anchor="ctr" anchorCtr="0" forceAA="0" compatLnSpc="1">
-                        <a:prstTxWarp prst="textNoShape">
-                          <a:avLst/>
-                        </a:prstTxWarp>
-                        <a:noAutofit/>
-                      </wps:bodyPr>
-                    </wps:wsp>
-                  </a:graphicData>
-                </a:graphic>
-              </wp:anchor>
-            </w:drawing>
-          </mc:Choice>
-          <mc:Fallback>
-            <w:pict>
-              <v:rect w14:anchorId="30784F30" id="Rectangle 11" o:spid="_x0000_s1078" style="position:absolute;margin-left:88pt;margin-top:17.15pt;width:205pt;height:26pt;z-index:251660288;visibility:visible;mso-wrap-style:square;mso-wrap-distance-left:9pt;mso-wrap-distance-top:0;mso-wrap-distance-right:9pt;mso-wrap-distance-bottom:0;mso-position-horizontal:absolute;mso-position-horizontal-relative:text;mso-position-vertical:absolute;mso-position-vertical-relative:text;v-text-anchor:middle" o:gfxdata="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" filled="f" strokecolor="#030e13 [484]" strokeweight="1pt">
-                <v:textbox>
-                  <w:txbxContent>
-                    <w:p>
-                      <w:pPr>
-                        <w:jc w:val="center"/>
-                        <w:rPr>
-                          <w:color w:val="000000" w:themeColor="text1"/>
-                          <w:lang w:val="en-US"/>
-                        </w:rPr>
-                      </w:pPr>
-                      <w:r>
-                        <w:rPr>
-                          <w:color w:val="000000" w:themeColor="text1"/>
-                          <w:lang w:val="en-US"/>
-                        </w:rPr>
-                        <w:t>Username [String]</w:t>
-                      </w:r>
-                    </w:p>
-                  </w:txbxContent>
-                </v:textbox>
-              </v:rect>
-            </w:pict>
-          </mc:Fallback>
-        </mc:AlternateContent>
-      </w:r>
-    </w:p>
-    <w:p>
-      <w:pPr>
-        <w:rPr>
-          <w:lang w:val="en-US"/>
-        </w:rPr>
-      </w:pPr>
-    </w:p>
-    <w:p>
-      <w:pPr>
-        <w:rPr>
-          <w:lang w:val="en-US"/>
-        </w:rPr>
-      </w:pPr>
-      <w:r>
-        <w:rPr>
-          <w:noProof/>
-          <w:lang w:val="en-US"/>
-        </w:rPr>
-        <mc:AlternateContent>
-          <mc:Choice Requires="wps">
-            <w:drawing>
-              <wp:anchor distT="0" distB="0" distL="114300" distR="114300" simplePos="0" relativeHeight="251665408" behindDoc="0" locked="0" layoutInCell="1" allowOverlap="1" wp14:anchorId="0CC4D0FD" wp14:editId="4B519D19">
-                <wp:simplePos x="0" y="0"/>
-                <wp:positionH relativeFrom="column">
-                  <wp:posOffset>4368800</wp:posOffset>
-                </wp:positionH>
-                <wp:positionV relativeFrom="paragraph">
-                  <wp:posOffset>167640</wp:posOffset>
-                </wp:positionV>
-                <wp:extent cx="1181100" cy="368300"/>
-                <wp:effectExtent l="0" t="0" r="12700" b="12700"/>
-                <wp:wrapNone/>
-                <wp:docPr id="1512360516" name="Rectangle 12"/>
-                <wp:cNvGraphicFramePr/>
-                <a:graphic xmlns:a="http://schemas.openxmlformats.org/drawingml/2006/main">
-                  <a:graphicData uri="http://schemas.microsoft.com/office/word/2010/wordprocessingShape">
-                    <wps:wsp>
-                      <wps:cNvSpPr/>
-                      <wps:spPr>
-                        <a:xfrm>
-                          <a:off x="0" y="0"/>
-                          <a:ext cx="1181100" cy="368300"/>
-                        </a:xfrm>
-                        <a:prstGeom prst="rect">
-                          <a:avLst/>
-                        </a:prstGeom>
-                      </wps:spPr>
-                      <wps:style>
-                        <a:lnRef idx="2">
-                          <a:schemeClr val="accent1">
-                            <a:shade val="15000"/>
-                          </a:schemeClr>
-                        </a:lnRef>
-                        <a:fillRef idx="1">
-                          <a:schemeClr val="accent1"/>
-                        </a:fillRef>
-                        <a:effectRef idx="0">
-                          <a:schemeClr val="accent1"/>
-                        </a:effectRef>
-                        <a:fontRef idx="minor">
-                          <a:schemeClr val="lt1"/>
-                        </a:fontRef>
-                      </wps:style>
-                      <wps:txbx>
-                        <w:txbxContent>
-                          <w:p>
-                            <w:pPr>
-                              <w:jc w:val="center"/>
-                              <w:rPr>
-                                <w:lang w:val="en-US"/>
-                              </w:rPr>
-                            </w:pPr>
-                            <w:r>
-                              <w:rPr>
-                                <w:lang w:val="en-US"/>
-                              </w:rPr>
-                              <w:t>LOGIN</w:t>
-                            </w:r>
-                          </w:p>
-                        </w:txbxContent>
-                      </wps:txbx>
-                      <wps:bodyPr rot="0" spcFirstLastPara="0" vertOverflow="overflow" horzOverflow="overflow" vert="horz" wrap="square" lIns="91440" tIns="45720" rIns="91440" bIns="45720" numCol="1" spcCol="0" rtlCol="0" fromWordArt="0" anchor="ctr" anchorCtr="0" forceAA="0" compatLnSpc="1">
-                        <a:prstTxWarp prst="textNoShape">
-                          <a:avLst/>
-                        </a:prstTxWarp>
-                        <a:noAutofit/>
-                      </wps:bodyPr>
-                    </wps:wsp>
-                  </a:graphicData>
-                </a:graphic>
-              </wp:anchor>
-            </w:drawing>
-          </mc:Choice>
-          <mc:Fallback>
-            <w:pict>
-              <v:rect w14:anchorId="0CC4D0FD" id="Rectangle 12" o:spid="_x0000_s1079" style="position:absolute;margin-left:344pt;margin-top:13.2pt;width:93pt;height:29pt;z-index:251665408;visibility:visible;mso-wrap-style:square;mso-wrap-distance-left:9pt;mso-wrap-distance-top:0;mso-wrap-distance-right:9pt;mso-wrap-distance-bottom:0;mso-position-horizontal:absolute;mso-position-horizontal-relative:text;mso-position-vertical:absolute;mso-position-vertical-relative:text;v-text-anchor:middle" o:gfxdata="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" fillcolor="#156082 [3204]" strokecolor="#030e13 [484]" strokeweight="1pt">
-                <v:textbox>
-                  <w:txbxContent>
-                    <w:p>
-                      <w:pPr>
-                        <w:jc w:val="center"/>
-                        <w:rPr>
-                          <w:lang w:val="en-US"/>
-                        </w:rPr>
-                      </w:pPr>
-                      <w:r>
-                        <w:rPr>
-                          <w:lang w:val="en-US"/>
-                        </w:rPr>
-                        <w:t>LOGIN</w:t>
-                      </w:r>
-                    </w:p>
-                  </w:txbxContent>
-                </v:textbox>
-              </v:rect>
-            </w:pict>
-          </mc:Fallback>
-        </mc:AlternateContent>
-      </w:r>
-      <w:r>
-        <w:rPr>
-          <w:noProof/>
-          <w:lang w:val="en-US"/>
-        </w:rPr>
-        <mc:AlternateContent>
-          <mc:Choice Requires="wps">
-            <w:drawing>
-              <wp:anchor distT="0" distB="0" distL="114300" distR="114300" simplePos="0" relativeHeight="251662336" behindDoc="0" locked="0" layoutInCell="1" allowOverlap="1" wp14:anchorId="0EB7F212" wp14:editId="0C7712EE">
-                <wp:simplePos x="0" y="0"/>
-                <wp:positionH relativeFrom="column">
-                  <wp:posOffset>1117600</wp:posOffset>
-                </wp:positionH>
-                <wp:positionV relativeFrom="paragraph">
-                  <wp:posOffset>66040</wp:posOffset>
-                </wp:positionV>
-                <wp:extent cx="2603500" cy="330200"/>
-                <wp:effectExtent l="0" t="0" r="12700" b="12700"/>
-                <wp:wrapNone/>
-                <wp:docPr id="105249863" name="Rectangle 11"/>
-                <wp:cNvGraphicFramePr/>
-                <a:graphic xmlns:a="http://schemas.openxmlformats.org/drawingml/2006/main">
-                  <a:graphicData uri="http://schemas.microsoft.com/office/word/2010/wordprocessingShape">
-                    <wps:wsp>
-                      <wps:cNvSpPr/>
-                      <wps:spPr>
-                        <a:xfrm>
-                          <a:off x="0" y="0"/>
-                          <a:ext cx="2603500" cy="330200"/>
-                        </a:xfrm>
-                        <a:prstGeom prst="rect">
-                          <a:avLst/>
-                        </a:prstGeom>
-                        <a:noFill/>
-                      </wps:spPr>
-                      <wps:style>
-                        <a:lnRef idx="2">
-                          <a:schemeClr val="accent1">
-                            <a:shade val="15000"/>
-                          </a:schemeClr>
-                        </a:lnRef>
-                        <a:fillRef idx="1">
-                          <a:schemeClr val="accent1"/>
-                        </a:fillRef>
-                        <a:effectRef idx="0">
-                          <a:schemeClr val="accent1"/>
-                        </a:effectRef>
-                        <a:fontRef idx="minor">
-                          <a:schemeClr val="lt1"/>
-                        </a:fontRef>
-                      </wps:style>
-                      <wps:txbx>
-                        <w:txbxContent>
-                          <w:p>
-                            <w:pPr>
-                              <w:jc w:val="center"/>
-                              <w:rPr>
-                                <w:color w:val="000000" w:themeColor="text1"/>
-                                <w:lang w:val="en-US"/>
-                              </w:rPr>
-                            </w:pPr>
                             <w:r>
                               <w:rPr>
                                 <w:color w:val="000000" w:themeColor="text1"/>
                                 <w:lang w:val="en-US"/>
                               </w:rPr>
-                              <w:t>Password [String]</w:t>
+                              <w:tab/>
                             </w:r>
-                          </w:p>
-                        </w:txbxContent>
-                      </wps:txbx>
-                      <wps:bodyPr rot="0" spcFirstLastPara="0" vertOverflow="overflow" horzOverflow="overflow" vert="horz" wrap="square" lIns="91440" tIns="45720" rIns="91440" bIns="45720" numCol="1" spcCol="0" rtlCol="0" fromWordArt="0" anchor="ctr" anchorCtr="0" forceAA="0" compatLnSpc="1">
-                        <a:prstTxWarp prst="textNoShape">
-                          <a:avLst/>
-                        </a:prstTxWarp>
-                        <a:noAutofit/>
-                      </wps:bodyPr>
-                    </wps:wsp>
-                  </a:graphicData>
-                </a:graphic>
-              </wp:anchor>
-            </w:drawing>
-          </mc:Choice>
-          <mc:Fallback>
-            <w:pict>
-              <v:rect w14:anchorId="0EB7F212" id="_x0000_s1080" style="position:absolute;margin-left:88pt;margin-top:5.2pt;width:205pt;height:26pt;z-index:251662336;visibility:visible;mso-wrap-style:square;mso-wrap-distance-left:9pt;mso-wrap-distance-top:0;mso-wrap-distance-right:9pt;mso-wrap-distance-bottom:0;mso-position-horizontal:absolute;mso-position-horizontal-relative:text;mso-position-vertical:absolute;mso-position-vertical-relative:text;v-text-anchor:middle" o:gfxdata="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" filled="f" strokecolor="#030e13 [484]" strokeweight="1pt">
-                <v:textbox>
-                  <w:txbxContent>
-                    <w:p>
-                      <w:pPr>
-                        <w:jc w:val="center"/>
-                        <w:rPr>
-                          <w:color w:val="000000" w:themeColor="text1"/>
-                          <w:lang w:val="en-US"/>
-                        </w:rPr>
-                      </w:pPr>
-                      <w:r>
-                        <w:rPr>
-                          <w:color w:val="000000" w:themeColor="text1"/>
-                          <w:lang w:val="en-US"/>
-                        </w:rPr>
-                        <w:t>Password [String]</w:t>
-                      </w:r>
-                    </w:p>
-                  </w:txbxContent>
-                </v:textbox>
-              </v:rect>
-            </w:pict>
-          </mc:Fallback>
-        </mc:AlternateContent>
-      </w:r>
-    </w:p>
-    <w:p>
-      <w:pPr>
-        <w:rPr>
-          <w:lang w:val="en-US"/>
-        </w:rPr>
-      </w:pPr>
-      <w:r>
-        <w:rPr>
-          <w:noProof/>
-          <w:lang w:val="en-US"/>
-        </w:rPr>
-        <mc:AlternateContent>
-          <mc:Choice Requires="wps">
-            <w:drawing>
-              <wp:anchor distT="0" distB="0" distL="114300" distR="114300" simplePos="0" relativeHeight="251664384" behindDoc="0" locked="0" layoutInCell="1" allowOverlap="1" wp14:anchorId="6CA63143" wp14:editId="4F1DF520">
-                <wp:simplePos x="0" y="0"/>
-                <wp:positionH relativeFrom="column">
-                  <wp:posOffset>1117600</wp:posOffset>
-                </wp:positionH>
-                <wp:positionV relativeFrom="paragraph">
-                  <wp:posOffset>219075</wp:posOffset>
-                </wp:positionV>
-                <wp:extent cx="2603500" cy="1079500"/>
-                <wp:effectExtent l="0" t="0" r="12700" b="12700"/>
-                <wp:wrapNone/>
-                <wp:docPr id="780777319" name="Rectangle 11"/>
-                <wp:cNvGraphicFramePr/>
-                <a:graphic xmlns:a="http://schemas.openxmlformats.org/drawingml/2006/main">
-                  <a:graphicData uri="http://schemas.microsoft.com/office/word/2010/wordprocessingShape">
-                    <wps:wsp>
-                      <wps:cNvSpPr/>
-                      <wps:spPr>
-                        <a:xfrm>
-                          <a:off x="0" y="0"/>
-                          <a:ext cx="2603500" cy="1079500"/>
-                        </a:xfrm>
-                        <a:prstGeom prst="rect">
-                          <a:avLst/>
-                        </a:prstGeom>
-                        <a:noFill/>
-                      </wps:spPr>
-                      <wps:style>
-                        <a:lnRef idx="2">
-                          <a:schemeClr val="accent1">
-                            <a:shade val="15000"/>
-                          </a:schemeClr>
-                        </a:lnRef>
-                        <a:fillRef idx="1">
-                          <a:schemeClr val="accent1"/>
-                        </a:fillRef>
-                        <a:effectRef idx="0">
-                          <a:schemeClr val="accent1"/>
-                        </a:effectRef>
-                        <a:fontRef idx="minor">
-                          <a:schemeClr val="lt1"/>
-                        </a:fontRef>
-                      </wps:style>
-                      <wps:txbx>
-                        <w:txbxContent>
-                          <w:p>
-                            <w:pPr>
-                              <w:jc w:val="center"/>
-                              <w:rPr>
-                                <w:color w:val="000000" w:themeColor="text1"/>
-                                <w:lang w:val="en-US"/>
-                              </w:rPr>
-                            </w:pPr>
                             <w:r>
                               <w:rPr>
                                 <w:color w:val="000000" w:themeColor="text1"/>
                                 <w:lang w:val="en-US"/>
                               </w:rPr>
-                              <w:t>Keystroke [JSON]</w:t>
+                              <w:tab/>
+                              <w:t xml:space="preserve">Model </w:t>
+                            </w:r>
+                            <w:r>
+                              <w:rPr>
+                                <w:color w:val="000000" w:themeColor="text1"/>
+                                <w:lang w:val="en-US"/>
+                              </w:rPr>
+                              <w:tab/>
+                            </w:r>
+                            <w:r>
+                              <w:rPr>
+                                <w:color w:val="000000" w:themeColor="text1"/>
+                                <w:lang w:val="en-US"/>
+                              </w:rPr>
+                              <w:tab/>
+                            </w:r>
+                            <w:r>
+                              <w:rPr>
+                                <w:b/>
+                                <w:bCs/>
+                                <w:color w:val="4C94D8" w:themeColor="text2" w:themeTint="80"/>
+                                <w:lang w:val="en-US"/>
+                              </w:rPr>
+                              <w:t>Test</w:t>
+                            </w:r>
+                            <w:r>
+                              <w:rPr>
+                                <w:b/>
+                                <w:bCs/>
+                                <w:color w:val="4C94D8" w:themeColor="text2" w:themeTint="80"/>
+                                <w:lang w:val="en-US"/>
+                              </w:rPr>
+                              <w:t xml:space="preserve"> </w:t>
+                            </w:r>
+                            <w:r>
+                              <w:rPr>
+                                <w:b/>
+                                <w:bCs/>
+                                <w:color w:val="4C94D8" w:themeColor="text2" w:themeTint="80"/>
+                                <w:lang w:val="en-US"/>
+                              </w:rPr>
+                              <w:tab/>
+                            </w:r>
+                            <w:r>
+                              <w:rPr>
+                                <w:b/>
+                                <w:bCs/>
+                                <w:color w:val="4C94D8" w:themeColor="text2" w:themeTint="80"/>
+                                <w:lang w:val="en-US"/>
+                              </w:rPr>
+                              <w:tab/>
+                            </w:r>
+                            <w:r>
+                              <w:rPr>
+                                <w:color w:val="000000" w:themeColor="text1"/>
+                                <w:lang w:val="en-US"/>
+                              </w:rPr>
+                              <w:t>Authentication</w:t>
                             </w:r>
                           </w:p>
                         </w:txbxContent>
-                      </wps:txbx>
-                      <wps:bodyPr rot="0" spcFirstLastPara="0" vertOverflow="overflow" horzOverflow="overflow" vert="horz" wrap="square" lIns="91440" tIns="45720" rIns="91440" bIns="45720" numCol="1" spcCol="0" rtlCol="0" fromWordArt="0" anchor="ctr" anchorCtr="0" forceAA="0" compatLnSpc="1">
-                        <a:prstTxWarp prst="textNoShape">
-                          <a:avLst/>
-                        </a:prstTxWarp>
-                        <a:noAutofit/>
-                      </wps:bodyPr>
-                    </wps:wsp>
-                  </a:graphicData>
-                </a:graphic>
-                <wp14:sizeRelV relativeFrom="margin">
-                  <wp14:pctHeight>0</wp14:pctHeight>
-                </wp14:sizeRelV>
-              </wp:anchor>
-            </w:drawing>
-          </mc:Choice>
-          <mc:Fallback>
-            <w:pict>
-              <v:rect w14:anchorId="6CA63143" id="_x0000_s1081" style="position:absolute;margin-left:88pt;margin-top:17.25pt;width:205pt;height:85pt;z-index:251664384;visibility:visible;mso-wrap-style:square;mso-height-percent:0;mso-wrap-distance-left:9pt;mso-wrap-distance-top:0;mso-wrap-distance-right:9pt;mso-wrap-distance-bottom:0;mso-position-horizontal:absolute;mso-position-horizontal-relative:text;mso-position-vertical:absolute;mso-position-vertical-relative:text;mso-height-percent:0;mso-height-relative:margin;v-text-anchor:middle" o:gfxdata="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" filled="f" strokecolor="#030e13 [484]" strokeweight="1pt">
-                <v:textbox>
-                  <w:txbxContent>
-                    <w:p>
-                      <w:pPr>
-                        <w:jc w:val="center"/>
-                        <w:rPr>
-                          <w:color w:val="000000" w:themeColor="text1"/>
-                          <w:lang w:val="en-US"/>
-                        </w:rPr>
-                      </w:pPr>
-                      <w:r>
-                        <w:rPr>
-                          <w:color w:val="000000" w:themeColor="text1"/>
-                          <w:lang w:val="en-US"/>
-                        </w:rPr>
-                        <w:t>Keystroke [JSON]</w:t>
-                      </w:r>
-                    </w:p>
-                  </w:txbxContent>
-                </v:textbox>
-              </v:rect>
+                      </v:textbox>
+                    </v:rect>
+                    <v:line id="Straight Connector 7" o:spid="_x0000_s1101" style="position:absolute;visibility:visible;mso-wrap-style:square" from="6858,0" to="6858,6604" o:connectortype="straight" o:gfxdata="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" strokecolor="#156082 [3204]" strokeweight=".5pt">
+                      <v:stroke joinstyle="miter"/>
+                    </v:line>
+                    <v:line id="Straight Connector 7" o:spid="_x0000_s1102" style="position:absolute;visibility:visible;mso-wrap-style:square" from="16383,0" to="16383,6604" o:connectortype="straight" o:gfxdata="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" strokecolor="#156082 [3204]" strokeweight=".5pt">
+                      <v:stroke joinstyle="miter"/>
+                    </v:line>
+                  </v:group>
+                  <v:line id="Straight Connector 32" o:spid="_x0000_s1103" style="position:absolute;visibility:visible;mso-wrap-style:square" from="25273,0" to="25273,6604" o:connectortype="straight" o:gfxdata="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" strokecolor="#156082 [3204]" strokeweight=".5pt">
+                    <v:stroke joinstyle="miter"/>
+                  </v:line>
+                </v:group>
+              </v:group>
             </w:pict>
           </mc:Fallback>
         </mc:AlternateContent>
@@ -8749,6 +9892,69 @@
           <w:lang w:val="en-US"/>
         </w:rPr>
       </w:pPr>
+    </w:p>
+    <w:p>
+      <w:pPr>
+        <w:rPr>
+          <w:lang w:val="en-US"/>
+        </w:rPr>
+      </w:pPr>
+    </w:p>
+    <w:p>
+      <w:pPr>
+        <w:rPr>
+          <w:lang w:val="en-US"/>
+        </w:rPr>
+      </w:pPr>
+    </w:p>
+    <w:p>
+      <w:pPr>
+        <w:rPr>
+          <w:lang w:val="en-US"/>
+        </w:rPr>
+      </w:pPr>
+    </w:p>
+    <w:p>
+      <w:pPr>
+        <w:rPr>
+          <w:lang w:val="en-US"/>
+        </w:rPr>
+      </w:pPr>
+    </w:p>
+    <w:p>
+      <w:pPr>
+        <w:rPr>
+          <w:lang w:val="en-US"/>
+        </w:rPr>
+      </w:pPr>
+    </w:p>
+    <w:p>
+      <w:pPr>
+        <w:rPr>
+          <w:lang w:val="en-US"/>
+        </w:rPr>
+      </w:pPr>
+    </w:p>
+    <w:p>
+      <w:pPr>
+        <w:rPr>
+          <w:lang w:val="en-US"/>
+        </w:rPr>
+      </w:pPr>
+    </w:p>
+    <w:p>
+      <w:pPr>
+        <w:rPr>
+          <w:lang w:val="en-US"/>
+        </w:rPr>
+      </w:pPr>
+    </w:p>
+    <w:p>
+      <w:pPr>
+        <w:rPr>
+          <w:lang w:val="en-US"/>
+        </w:rPr>
+      </w:pPr>
       <w:r>
         <w:rPr>
           <w:b/>
@@ -8835,6 +10041,7 @@
           <w:bCs/>
           <w:lang w:val="en-US"/>
         </w:rPr>
+        <w:lastRenderedPageBreak/>
         <w:t>Database</w:t>
       </w:r>
       <w:r>
@@ -8867,7 +10074,6 @@
         <w:rPr>
           <w:lang w:val="en-US"/>
         </w:rPr>
-        <w:lastRenderedPageBreak/>
         <w:t>Model table</w:t>
       </w:r>
     </w:p>
@@ -8881,83 +10087,160 @@
     <w:p>
       <w:pPr>
         <w:rPr>
-          <w:lang w:val="en-US"/>
-        </w:rPr>
-      </w:pPr>
-      <w:r>
-        <w:rPr>
-          <w:lang w:val="en-US"/>
-        </w:rPr>
-        <w:t xml:space="preserve">Installation </w:t>
-      </w:r>
-      <w:r>
-        <w:rPr>
-          <w:lang w:val="en-US"/>
-        </w:rPr>
-        <w:t>Requirements:</w:t>
-      </w:r>
-    </w:p>
-    <w:p>
-      <w:pPr>
-        <w:rPr>
-          <w:lang w:val="en-US"/>
-        </w:rPr>
-      </w:pPr>
-      <w:r>
-        <w:rPr>
-          <w:lang w:val="en-US"/>
-        </w:rPr>
-        <w:t>Run the following commands to install the requirements.</w:t>
-      </w:r>
-    </w:p>
-    <w:p>
-      <w:pPr>
-        <w:pStyle w:val="ListParagraph"/>
-        <w:numPr>
-          <w:ilvl w:val="0"/>
-          <w:numId w:val="23"/>
-        </w:numPr>
-        <w:rPr>
-          <w:lang w:val="en-US"/>
-        </w:rPr>
-      </w:pPr>
-      <w:r>
-        <w:rPr>
-          <w:lang w:val="en-US"/>
-        </w:rPr>
-        <w:t xml:space="preserve">pip install </w:t>
-      </w:r>
+          <w:b/>
+          <w:bCs/>
+          <w:lang w:val="en-US"/>
+        </w:rPr>
+      </w:pPr>
+      <w:r>
+        <w:rPr>
+          <w:b/>
+          <w:bCs/>
+          <w:lang w:val="en-US"/>
+        </w:rPr>
+        <w:t xml:space="preserve">API </w:t>
+      </w:r>
+    </w:p>
+    <w:p>
+      <w:pPr>
+        <w:rPr>
+          <w:lang w:val="en-US"/>
+        </w:rPr>
+      </w:pPr>
+      <w:r>
+        <w:rPr>
+          <w:lang w:val="en-US"/>
+        </w:rPr>
+        <w:t xml:space="preserve">Input: username, password, keystroke </w:t>
+      </w:r>
+    </w:p>
+    <w:p>
+      <w:pPr>
+        <w:rPr>
+          <w:lang w:val="en-US"/>
+        </w:rPr>
+      </w:pPr>
+      <w:r>
+        <w:rPr>
+          <w:lang w:val="en-US"/>
+        </w:rPr>
+        <w:t>Output: Verified, timestamp, session ID</w:t>
+      </w:r>
+    </w:p>
+    <w:p>
+      <w:pPr>
+        <w:rPr>
+          <w:lang w:val="en-US"/>
+        </w:rPr>
+      </w:pPr>
+    </w:p>
+    <w:p>
+      <w:pPr>
+        <w:rPr>
+          <w:b/>
+          <w:bCs/>
+          <w:lang w:val="en-US"/>
+        </w:rPr>
+      </w:pPr>
       <w:proofErr w:type="spellStart"/>
       <w:r>
         <w:rPr>
-          <w:lang w:val="en-US"/>
-        </w:rPr>
-        <w:t>numpy</w:t>
+          <w:b/>
+          <w:bCs/>
+          <w:lang w:val="en-US"/>
+        </w:rPr>
+        <w:t>Cnvert</w:t>
       </w:r>
       <w:proofErr w:type="spellEnd"/>
       <w:r>
         <w:rPr>
-          <w:lang w:val="en-US"/>
-        </w:rPr>
-        <w:t xml:space="preserve"> pandas scikit-learn </w:t>
-      </w:r>
-      <w:r>
-        <w:t>flask</w:t>
-      </w:r>
-    </w:p>
-    <w:p>
-      <w:pPr>
-        <w:rPr>
-          <w:lang w:val="en-US"/>
-        </w:rPr>
-      </w:pPr>
-    </w:p>
-    <w:p>
-      <w:pPr>
-        <w:rPr>
-          <w:lang w:val="en-US"/>
-        </w:rPr>
-      </w:pPr>
+          <w:b/>
+          <w:bCs/>
+          <w:lang w:val="en-US"/>
+        </w:rPr>
+        <w:t xml:space="preserve"> </w:t>
+      </w:r>
+      <w:proofErr w:type="spellStart"/>
+      <w:r>
+        <w:rPr>
+          <w:b/>
+          <w:bCs/>
+          <w:lang w:val="en-US"/>
+        </w:rPr>
+        <w:t>ipynb</w:t>
+      </w:r>
+      <w:proofErr w:type="spellEnd"/>
+      <w:r>
+        <w:rPr>
+          <w:b/>
+          <w:bCs/>
+          <w:lang w:val="en-US"/>
+        </w:rPr>
+        <w:t xml:space="preserve"> to app:</w:t>
+      </w:r>
+    </w:p>
+    <w:p>
+      <w:pPr>
+        <w:rPr>
+          <w:lang w:val="en-US"/>
+        </w:rPr>
+      </w:pPr>
+      <w:proofErr w:type="gramStart"/>
+      <w:r>
+        <w:rPr>
+          <w:lang w:val="en-US"/>
+        </w:rPr>
+        <w:t>`</w:t>
+      </w:r>
+      <w:r>
+        <w:rPr>
+          <w:lang w:val="en-US"/>
+        </w:rPr>
+        <w:t>!</w:t>
+      </w:r>
+      <w:proofErr w:type="spellStart"/>
+      <w:r>
+        <w:rPr>
+          <w:lang w:val="en-US"/>
+        </w:rPr>
+        <w:t>jupyter</w:t>
+      </w:r>
+      <w:proofErr w:type="spellEnd"/>
+      <w:proofErr w:type="gramEnd"/>
+      <w:r>
+        <w:rPr>
+          <w:lang w:val="en-US"/>
+        </w:rPr>
+        <w:t xml:space="preserve"> </w:t>
+      </w:r>
+      <w:proofErr w:type="spellStart"/>
+      <w:r>
+        <w:rPr>
+          <w:lang w:val="en-US"/>
+        </w:rPr>
+        <w:t>nbconvert</w:t>
+      </w:r>
+      <w:proofErr w:type="spellEnd"/>
+      <w:r>
+        <w:rPr>
+          <w:lang w:val="en-US"/>
+        </w:rPr>
+        <w:t xml:space="preserve"> --to script </w:t>
+      </w:r>
+      <w:proofErr w:type="spellStart"/>
+      <w:r>
+        <w:rPr>
+          <w:lang w:val="en-US"/>
+        </w:rPr>
+        <w:t>app.ipynb</w:t>
+      </w:r>
+      <w:proofErr w:type="spellEnd"/>
+      <w:r>
+        <w:rPr>
+          <w:lang w:val="en-US"/>
+        </w:rPr>
+        <w:t>`</w:t>
+      </w:r>
     </w:p>
     <w:p>
       <w:pPr>
@@ -10148,119 +11431,6 @@
     </w:lvl>
   </w:abstractNum>
   <w:abstractNum w:abstractNumId="9" w15:restartNumberingAfterBreak="0">
-    <w:nsid w:val="40B93066"/>
-    <w:multiLevelType w:val="hybridMultilevel"/>
-    <w:tmpl w:val="23888D16"/>
-    <w:lvl w:ilvl="0" w:tplc="04090001">
-      <w:start w:val="1"/>
-      <w:numFmt w:val="bullet"/>
-      <w:lvlText w:val=""/>
-      <w:lvlJc w:val="left"/>
-      <w:pPr>
-        <w:ind w:left="720" w:hanging="360"/>
-      </w:pPr>
-      <w:rPr>
-        <w:rFonts w:ascii="Symbol" w:hAnsi="Symbol" w:hint="default"/>
-      </w:rPr>
-    </w:lvl>
-    <w:lvl w:ilvl="1" w:tplc="04090003" w:tentative="1">
-      <w:start w:val="1"/>
-      <w:numFmt w:val="bullet"/>
-      <w:lvlText w:val="o"/>
-      <w:lvlJc w:val="left"/>
-      <w:pPr>
-        <w:ind w:left="1440" w:hanging="360"/>
-      </w:pPr>
-      <w:rPr>
-        <w:rFonts w:ascii="Courier New" w:hAnsi="Courier New" w:cs="Courier New" w:hint="default"/>
-      </w:rPr>
-    </w:lvl>
-    <w:lvl w:ilvl="2" w:tplc="04090005" w:tentative="1">
-      <w:start w:val="1"/>
-      <w:numFmt w:val="bullet"/>
-      <w:lvlText w:val=""/>
-      <w:lvlJc w:val="left"/>
-      <w:pPr>
-        <w:ind w:left="2160" w:hanging="360"/>
-      </w:pPr>
-      <w:rPr>
-        <w:rFonts w:ascii="Wingdings" w:hAnsi="Wingdings" w:hint="default"/>
-      </w:rPr>
-    </w:lvl>
-    <w:lvl w:ilvl="3" w:tplc="04090001" w:tentative="1">
-      <w:start w:val="1"/>
-      <w:numFmt w:val="bullet"/>
-      <w:lvlText w:val=""/>
-      <w:lvlJc w:val="left"/>
-      <w:pPr>
-        <w:ind w:left="2880" w:hanging="360"/>
-      </w:pPr>
-      <w:rPr>
-        <w:rFonts w:ascii="Symbol" w:hAnsi="Symbol" w:hint="default"/>
-      </w:rPr>
-    </w:lvl>
-    <w:lvl w:ilvl="4" w:tplc="04090003" w:tentative="1">
-      <w:start w:val="1"/>
-      <w:numFmt w:val="bullet"/>
-      <w:lvlText w:val="o"/>
-      <w:lvlJc w:val="left"/>
-      <w:pPr>
-        <w:ind w:left="3600" w:hanging="360"/>
-      </w:pPr>
-      <w:rPr>
-        <w:rFonts w:ascii="Courier New" w:hAnsi="Courier New" w:cs="Courier New" w:hint="default"/>
-      </w:rPr>
-    </w:lvl>
-    <w:lvl w:ilvl="5" w:tplc="04090005" w:tentative="1">
-      <w:start w:val="1"/>
-      <w:numFmt w:val="bullet"/>
-      <w:lvlText w:val=""/>
-      <w:lvlJc w:val="left"/>
-      <w:pPr>
-        <w:ind w:left="4320" w:hanging="360"/>
-      </w:pPr>
-      <w:rPr>
-        <w:rFonts w:ascii="Wingdings" w:hAnsi="Wingdings" w:hint="default"/>
-      </w:rPr>
-    </w:lvl>
-    <w:lvl w:ilvl="6" w:tplc="04090001" w:tentative="1">
-      <w:start w:val="1"/>
-      <w:numFmt w:val="bullet"/>
-      <w:lvlText w:val=""/>
-      <w:lvlJc w:val="left"/>
-      <w:pPr>
-        <w:ind w:left="5040" w:hanging="360"/>
-      </w:pPr>
-      <w:rPr>
-        <w:rFonts w:ascii="Symbol" w:hAnsi="Symbol" w:hint="default"/>
-      </w:rPr>
-    </w:lvl>
-    <w:lvl w:ilvl="7" w:tplc="04090003" w:tentative="1">
-      <w:start w:val="1"/>
-      <w:numFmt w:val="bullet"/>
-      <w:lvlText w:val="o"/>
-      <w:lvlJc w:val="left"/>
-      <w:pPr>
-        <w:ind w:left="5760" w:hanging="360"/>
-      </w:pPr>
-      <w:rPr>
-        <w:rFonts w:ascii="Courier New" w:hAnsi="Courier New" w:cs="Courier New" w:hint="default"/>
-      </w:rPr>
-    </w:lvl>
-    <w:lvl w:ilvl="8" w:tplc="04090005" w:tentative="1">
-      <w:start w:val="1"/>
-      <w:numFmt w:val="bullet"/>
-      <w:lvlText w:val=""/>
-      <w:lvlJc w:val="left"/>
-      <w:pPr>
-        <w:ind w:left="6480" w:hanging="360"/>
-      </w:pPr>
-      <w:rPr>
-        <w:rFonts w:ascii="Wingdings" w:hAnsi="Wingdings" w:hint="default"/>
-      </w:rPr>
-    </w:lvl>
-  </w:abstractNum>
-  <w:abstractNum w:abstractNumId="10" w15:restartNumberingAfterBreak="0">
     <w:nsid w:val="413A08EC"/>
     <w:multiLevelType w:val="multilevel"/>
     <w:tmpl w:val="0E7065C8"/>
@@ -10409,7 +11579,7 @@
       </w:rPr>
     </w:lvl>
   </w:abstractNum>
-  <w:abstractNum w:abstractNumId="11" w15:restartNumberingAfterBreak="0">
+  <w:abstractNum w:abstractNumId="10" w15:restartNumberingAfterBreak="0">
     <w:nsid w:val="5D3464E0"/>
     <w:multiLevelType w:val="hybridMultilevel"/>
     <w:tmpl w:val="4556437E"/>
@@ -10522,7 +11692,7 @@
       </w:rPr>
     </w:lvl>
   </w:abstractNum>
-  <w:abstractNum w:abstractNumId="12" w15:restartNumberingAfterBreak="0">
+  <w:abstractNum w:abstractNumId="11" w15:restartNumberingAfterBreak="0">
     <w:nsid w:val="6739393E"/>
     <w:multiLevelType w:val="multilevel"/>
     <w:tmpl w:val="7E3643F4"/>
@@ -10671,7 +11841,7 @@
       </w:rPr>
     </w:lvl>
   </w:abstractNum>
-  <w:abstractNum w:abstractNumId="13" w15:restartNumberingAfterBreak="0">
+  <w:abstractNum w:abstractNumId="12" w15:restartNumberingAfterBreak="0">
     <w:nsid w:val="67BA28DD"/>
     <w:multiLevelType w:val="hybridMultilevel"/>
     <w:tmpl w:val="E5A80F16"/>
@@ -10784,7 +11954,7 @@
       </w:rPr>
     </w:lvl>
   </w:abstractNum>
-  <w:abstractNum w:abstractNumId="14" w15:restartNumberingAfterBreak="0">
+  <w:abstractNum w:abstractNumId="13" w15:restartNumberingAfterBreak="0">
     <w:nsid w:val="683329D2"/>
     <w:multiLevelType w:val="multilevel"/>
     <w:tmpl w:val="54ACD9D6"/>
@@ -10933,7 +12103,7 @@
       </w:rPr>
     </w:lvl>
   </w:abstractNum>
-  <w:abstractNum w:abstractNumId="15" w15:restartNumberingAfterBreak="0">
+  <w:abstractNum w:abstractNumId="14" w15:restartNumberingAfterBreak="0">
     <w:nsid w:val="69773EAF"/>
     <w:multiLevelType w:val="hybridMultilevel"/>
     <w:tmpl w:val="DBA6FDBA"/>
@@ -11046,7 +12216,7 @@
       </w:rPr>
     </w:lvl>
   </w:abstractNum>
-  <w:abstractNum w:abstractNumId="16" w15:restartNumberingAfterBreak="0">
+  <w:abstractNum w:abstractNumId="15" w15:restartNumberingAfterBreak="0">
     <w:nsid w:val="6F782ECE"/>
     <w:multiLevelType w:val="multilevel"/>
     <w:tmpl w:val="A8B2359C"/>
@@ -11159,7 +12329,7 @@
       </w:pPr>
     </w:lvl>
   </w:abstractNum>
-  <w:abstractNum w:abstractNumId="17" w15:restartNumberingAfterBreak="0">
+  <w:abstractNum w:abstractNumId="16" w15:restartNumberingAfterBreak="0">
     <w:nsid w:val="71576355"/>
     <w:multiLevelType w:val="hybridMultilevel"/>
     <w:tmpl w:val="1B92108C"/>
@@ -11245,7 +12415,7 @@
       </w:pPr>
     </w:lvl>
   </w:abstractNum>
-  <w:abstractNum w:abstractNumId="18" w15:restartNumberingAfterBreak="0">
+  <w:abstractNum w:abstractNumId="17" w15:restartNumberingAfterBreak="0">
     <w:nsid w:val="74E42F5B"/>
     <w:multiLevelType w:val="multilevel"/>
     <w:tmpl w:val="0396ED98"/>
@@ -11394,7 +12564,7 @@
       </w:rPr>
     </w:lvl>
   </w:abstractNum>
-  <w:abstractNum w:abstractNumId="19" w15:restartNumberingAfterBreak="0">
+  <w:abstractNum w:abstractNumId="18" w15:restartNumberingAfterBreak="0">
     <w:nsid w:val="776D676B"/>
     <w:multiLevelType w:val="multilevel"/>
     <w:tmpl w:val="A26A567A"/>
@@ -11543,7 +12713,7 @@
       </w:rPr>
     </w:lvl>
   </w:abstractNum>
-  <w:abstractNum w:abstractNumId="20" w15:restartNumberingAfterBreak="0">
+  <w:abstractNum w:abstractNumId="19" w15:restartNumberingAfterBreak="0">
     <w:nsid w:val="7806485D"/>
     <w:multiLevelType w:val="multilevel"/>
     <w:tmpl w:val="D05AAAA6"/>
@@ -11692,7 +12862,7 @@
       </w:rPr>
     </w:lvl>
   </w:abstractNum>
-  <w:abstractNum w:abstractNumId="21" w15:restartNumberingAfterBreak="0">
+  <w:abstractNum w:abstractNumId="20" w15:restartNumberingAfterBreak="0">
     <w:nsid w:val="78FE7A2F"/>
     <w:multiLevelType w:val="hybridMultilevel"/>
     <w:tmpl w:val="4E42A942"/>
@@ -11805,7 +12975,7 @@
       </w:rPr>
     </w:lvl>
   </w:abstractNum>
-  <w:abstractNum w:abstractNumId="22" w15:restartNumberingAfterBreak="0">
+  <w:abstractNum w:abstractNumId="21" w15:restartNumberingAfterBreak="0">
     <w:nsid w:val="7FB93F10"/>
     <w:multiLevelType w:val="hybridMultilevel"/>
     <w:tmpl w:val="1D940E50"/>
@@ -11919,49 +13089,49 @@
     </w:lvl>
   </w:abstractNum>
   <w:num w:numId="1" w16cid:durableId="230391428">
-    <w:abstractNumId w:val="15"/>
+    <w:abstractNumId w:val="14"/>
   </w:num>
   <w:num w:numId="2" w16cid:durableId="339741665">
-    <w:abstractNumId w:val="17"/>
+    <w:abstractNumId w:val="16"/>
   </w:num>
   <w:num w:numId="3" w16cid:durableId="883905750">
-    <w:abstractNumId w:val="13"/>
+    <w:abstractNumId w:val="12"/>
   </w:num>
   <w:num w:numId="4" w16cid:durableId="28991040">
     <w:abstractNumId w:val="3"/>
   </w:num>
   <w:num w:numId="5" w16cid:durableId="1910573666">
-    <w:abstractNumId w:val="21"/>
+    <w:abstractNumId w:val="20"/>
   </w:num>
   <w:num w:numId="6" w16cid:durableId="1268269593">
     <w:abstractNumId w:val="5"/>
   </w:num>
   <w:num w:numId="7" w16cid:durableId="1924803845">
-    <w:abstractNumId w:val="11"/>
+    <w:abstractNumId w:val="10"/>
   </w:num>
   <w:num w:numId="8" w16cid:durableId="390809250">
     <w:abstractNumId w:val="1"/>
   </w:num>
   <w:num w:numId="9" w16cid:durableId="103040928">
-    <w:abstractNumId w:val="22"/>
+    <w:abstractNumId w:val="21"/>
   </w:num>
   <w:num w:numId="10" w16cid:durableId="1070691563">
     <w:abstractNumId w:val="8"/>
   </w:num>
   <w:num w:numId="11" w16cid:durableId="275185936">
-    <w:abstractNumId w:val="10"/>
+    <w:abstractNumId w:val="9"/>
   </w:num>
   <w:num w:numId="12" w16cid:durableId="45641588">
-    <w:abstractNumId w:val="19"/>
+    <w:abstractNumId w:val="18"/>
   </w:num>
   <w:num w:numId="13" w16cid:durableId="1207988728">
     <w:abstractNumId w:val="4"/>
   </w:num>
   <w:num w:numId="14" w16cid:durableId="511263354">
-    <w:abstractNumId w:val="20"/>
+    <w:abstractNumId w:val="19"/>
   </w:num>
   <w:num w:numId="15" w16cid:durableId="945573436">
-    <w:abstractNumId w:val="18"/>
+    <w:abstractNumId w:val="17"/>
   </w:num>
   <w:num w:numId="16" w16cid:durableId="904560098">
     <w:abstractNumId w:val="2"/>
@@ -11970,22 +13140,19 @@
     <w:abstractNumId w:val="7"/>
   </w:num>
   <w:num w:numId="18" w16cid:durableId="138109258">
-    <w:abstractNumId w:val="16"/>
+    <w:abstractNumId w:val="15"/>
   </w:num>
   <w:num w:numId="19" w16cid:durableId="1112630696">
     <w:abstractNumId w:val="6"/>
   </w:num>
   <w:num w:numId="20" w16cid:durableId="1265840514">
-    <w:abstractNumId w:val="14"/>
+    <w:abstractNumId w:val="13"/>
   </w:num>
   <w:num w:numId="21" w16cid:durableId="2143845181">
     <w:abstractNumId w:val="0"/>
   </w:num>
   <w:num w:numId="22" w16cid:durableId="905576515">
-    <w:abstractNumId w:val="12"/>
-  </w:num>
-  <w:num w:numId="23" w16cid:durableId="1621492373">
-    <w:abstractNumId w:val="9"/>
+    <w:abstractNumId w:val="11"/>
   </w:num>
 </w:numbering>
 </file>
@@ -13470,6 +14637,501 @@
 </c:chartSpace>
 </file>
 
+<file path=word/charts/chart10.xml><?xml version="1.0" encoding="utf-8"?>
+<c:chartSpace xmlns:c="http://schemas.openxmlformats.org/drawingml/2006/chart" xmlns:a="http://schemas.openxmlformats.org/drawingml/2006/main" xmlns:r="http://schemas.openxmlformats.org/officeDocument/2006/relationships" xmlns:c16r2="http://schemas.microsoft.com/office/drawing/2015/06/chart">
+  <c:date1904 val="0"/>
+  <c:lang val="en-US"/>
+  <c:roundedCorners val="0"/>
+  <mc:AlternateContent xmlns:mc="http://schemas.openxmlformats.org/markup-compatibility/2006">
+    <mc:Choice xmlns:c14="http://schemas.microsoft.com/office/drawing/2007/8/2/chart" Requires="c14">
+      <c14:style val="102"/>
+    </mc:Choice>
+    <mc:Fallback>
+      <c:style val="2"/>
+    </mc:Fallback>
+  </mc:AlternateContent>
+  <c:chart>
+    <c:title>
+      <c:tx>
+        <c:rich>
+          <a:bodyPr rot="0" spcFirstLastPara="1" vertOverflow="ellipsis" vert="horz" wrap="square" anchor="ctr" anchorCtr="1"/>
+          <a:lstStyle/>
+          <a:p>
+            <a:pPr>
+              <a:defRPr sz="1400" b="0" i="0" u="none" strike="noStrike" kern="1200" spc="0" baseline="0">
+                <a:solidFill>
+                  <a:schemeClr val="tx1">
+                    <a:lumMod val="65000"/>
+                    <a:lumOff val="35000"/>
+                  </a:schemeClr>
+                </a:solidFill>
+                <a:latin typeface="+mn-lt"/>
+                <a:ea typeface="+mn-ea"/>
+                <a:cs typeface="+mn-cs"/>
+              </a:defRPr>
+            </a:pPr>
+            <a:r>
+              <a:rPr lang="en-US"/>
+              <a:t>Analytics</a:t>
+            </a:r>
+            <a:endParaRPr lang="en-US">
+              <a:solidFill>
+                <a:schemeClr val="tx1"/>
+              </a:solidFill>
+            </a:endParaRPr>
+          </a:p>
+        </c:rich>
+      </c:tx>
+      <c:overlay val="0"/>
+      <c:spPr>
+        <a:noFill/>
+        <a:ln>
+          <a:noFill/>
+        </a:ln>
+        <a:effectLst/>
+      </c:spPr>
+      <c:txPr>
+        <a:bodyPr rot="0" spcFirstLastPara="1" vertOverflow="ellipsis" vert="horz" wrap="square" anchor="ctr" anchorCtr="1"/>
+        <a:lstStyle/>
+        <a:p>
+          <a:pPr>
+            <a:defRPr sz="1400" b="0" i="0" u="none" strike="noStrike" kern="1200" spc="0" baseline="0">
+              <a:solidFill>
+                <a:schemeClr val="tx1">
+                  <a:lumMod val="65000"/>
+                  <a:lumOff val="35000"/>
+                </a:schemeClr>
+              </a:solidFill>
+              <a:latin typeface="+mn-lt"/>
+              <a:ea typeface="+mn-ea"/>
+              <a:cs typeface="+mn-cs"/>
+            </a:defRPr>
+          </a:pPr>
+          <a:endParaRPr lang="en-NG"/>
+        </a:p>
+      </c:txPr>
+    </c:title>
+    <c:autoTitleDeleted val="0"/>
+    <c:plotArea>
+      <c:layout/>
+      <c:barChart>
+        <c:barDir val="col"/>
+        <c:grouping val="clustered"/>
+        <c:varyColors val="0"/>
+        <c:ser>
+          <c:idx val="0"/>
+          <c:order val="0"/>
+          <c:tx>
+            <c:strRef>
+              <c:f>Sheet1!$B$1</c:f>
+              <c:strCache>
+                <c:ptCount val="1"/>
+                <c:pt idx="0">
+                  <c:v>Series 1</c:v>
+                </c:pt>
+              </c:strCache>
+            </c:strRef>
+          </c:tx>
+          <c:spPr>
+            <a:solidFill>
+              <a:schemeClr val="accent1"/>
+            </a:solidFill>
+            <a:ln>
+              <a:noFill/>
+            </a:ln>
+            <a:effectLst/>
+          </c:spPr>
+          <c:invertIfNegative val="0"/>
+          <c:cat>
+            <c:strRef>
+              <c:f>Sheet1!$A$2:$A$5</c:f>
+              <c:strCache>
+                <c:ptCount val="4"/>
+                <c:pt idx="0">
+                  <c:v>Category 1</c:v>
+                </c:pt>
+                <c:pt idx="1">
+                  <c:v>Category 2</c:v>
+                </c:pt>
+                <c:pt idx="2">
+                  <c:v>Category 3</c:v>
+                </c:pt>
+                <c:pt idx="3">
+                  <c:v>Category 4</c:v>
+                </c:pt>
+              </c:strCache>
+            </c:strRef>
+          </c:cat>
+          <c:val>
+            <c:numRef>
+              <c:f>Sheet1!$B$2:$B$5</c:f>
+              <c:numCache>
+                <c:formatCode>General</c:formatCode>
+                <c:ptCount val="4"/>
+                <c:pt idx="0">
+                  <c:v>4.3</c:v>
+                </c:pt>
+                <c:pt idx="1">
+                  <c:v>2.5</c:v>
+                </c:pt>
+                <c:pt idx="2">
+                  <c:v>3.5</c:v>
+                </c:pt>
+                <c:pt idx="3">
+                  <c:v>4.5</c:v>
+                </c:pt>
+              </c:numCache>
+            </c:numRef>
+          </c:val>
+          <c:extLst>
+            <c:ext xmlns:c16="http://schemas.microsoft.com/office/drawing/2014/chart" uri="{C3380CC4-5D6E-409C-BE32-E72D297353CC}">
+              <c16:uniqueId val="{00000000-786D-1D44-8CDB-B2AA7308A41D}"/>
+            </c:ext>
+          </c:extLst>
+        </c:ser>
+        <c:ser>
+          <c:idx val="1"/>
+          <c:order val="1"/>
+          <c:tx>
+            <c:strRef>
+              <c:f>Sheet1!$C$1</c:f>
+              <c:strCache>
+                <c:ptCount val="1"/>
+                <c:pt idx="0">
+                  <c:v>Series 2</c:v>
+                </c:pt>
+              </c:strCache>
+            </c:strRef>
+          </c:tx>
+          <c:spPr>
+            <a:solidFill>
+              <a:schemeClr val="accent2"/>
+            </a:solidFill>
+            <a:ln>
+              <a:noFill/>
+            </a:ln>
+            <a:effectLst/>
+          </c:spPr>
+          <c:invertIfNegative val="0"/>
+          <c:cat>
+            <c:strRef>
+              <c:f>Sheet1!$A$2:$A$5</c:f>
+              <c:strCache>
+                <c:ptCount val="4"/>
+                <c:pt idx="0">
+                  <c:v>Category 1</c:v>
+                </c:pt>
+                <c:pt idx="1">
+                  <c:v>Category 2</c:v>
+                </c:pt>
+                <c:pt idx="2">
+                  <c:v>Category 3</c:v>
+                </c:pt>
+                <c:pt idx="3">
+                  <c:v>Category 4</c:v>
+                </c:pt>
+              </c:strCache>
+            </c:strRef>
+          </c:cat>
+          <c:val>
+            <c:numRef>
+              <c:f>Sheet1!$C$2:$C$5</c:f>
+              <c:numCache>
+                <c:formatCode>General</c:formatCode>
+                <c:ptCount val="4"/>
+                <c:pt idx="0">
+                  <c:v>2.4</c:v>
+                </c:pt>
+                <c:pt idx="1">
+                  <c:v>4.4000000000000004</c:v>
+                </c:pt>
+                <c:pt idx="2">
+                  <c:v>1.8</c:v>
+                </c:pt>
+                <c:pt idx="3">
+                  <c:v>2.8</c:v>
+                </c:pt>
+              </c:numCache>
+            </c:numRef>
+          </c:val>
+          <c:extLst>
+            <c:ext xmlns:c16="http://schemas.microsoft.com/office/drawing/2014/chart" uri="{C3380CC4-5D6E-409C-BE32-E72D297353CC}">
+              <c16:uniqueId val="{00000001-786D-1D44-8CDB-B2AA7308A41D}"/>
+            </c:ext>
+          </c:extLst>
+        </c:ser>
+        <c:ser>
+          <c:idx val="2"/>
+          <c:order val="2"/>
+          <c:tx>
+            <c:strRef>
+              <c:f>Sheet1!$D$1</c:f>
+              <c:strCache>
+                <c:ptCount val="1"/>
+                <c:pt idx="0">
+                  <c:v>Series 3</c:v>
+                </c:pt>
+              </c:strCache>
+            </c:strRef>
+          </c:tx>
+          <c:spPr>
+            <a:solidFill>
+              <a:schemeClr val="accent3"/>
+            </a:solidFill>
+            <a:ln>
+              <a:noFill/>
+            </a:ln>
+            <a:effectLst/>
+          </c:spPr>
+          <c:invertIfNegative val="0"/>
+          <c:cat>
+            <c:strRef>
+              <c:f>Sheet1!$A$2:$A$5</c:f>
+              <c:strCache>
+                <c:ptCount val="4"/>
+                <c:pt idx="0">
+                  <c:v>Category 1</c:v>
+                </c:pt>
+                <c:pt idx="1">
+                  <c:v>Category 2</c:v>
+                </c:pt>
+                <c:pt idx="2">
+                  <c:v>Category 3</c:v>
+                </c:pt>
+                <c:pt idx="3">
+                  <c:v>Category 4</c:v>
+                </c:pt>
+              </c:strCache>
+            </c:strRef>
+          </c:cat>
+          <c:val>
+            <c:numRef>
+              <c:f>Sheet1!$D$2:$D$5</c:f>
+              <c:numCache>
+                <c:formatCode>General</c:formatCode>
+                <c:ptCount val="4"/>
+                <c:pt idx="0">
+                  <c:v>2</c:v>
+                </c:pt>
+                <c:pt idx="1">
+                  <c:v>2</c:v>
+                </c:pt>
+                <c:pt idx="2">
+                  <c:v>3</c:v>
+                </c:pt>
+                <c:pt idx="3">
+                  <c:v>5</c:v>
+                </c:pt>
+              </c:numCache>
+            </c:numRef>
+          </c:val>
+          <c:extLst>
+            <c:ext xmlns:c16="http://schemas.microsoft.com/office/drawing/2014/chart" uri="{C3380CC4-5D6E-409C-BE32-E72D297353CC}">
+              <c16:uniqueId val="{00000002-786D-1D44-8CDB-B2AA7308A41D}"/>
+            </c:ext>
+          </c:extLst>
+        </c:ser>
+        <c:dLbls>
+          <c:showLegendKey val="0"/>
+          <c:showVal val="0"/>
+          <c:showCatName val="0"/>
+          <c:showSerName val="0"/>
+          <c:showPercent val="0"/>
+          <c:showBubbleSize val="0"/>
+        </c:dLbls>
+        <c:gapWidth val="219"/>
+        <c:overlap val="-27"/>
+        <c:axId val="1288830528"/>
+        <c:axId val="1289112080"/>
+      </c:barChart>
+      <c:catAx>
+        <c:axId val="1288830528"/>
+        <c:scaling>
+          <c:orientation val="minMax"/>
+        </c:scaling>
+        <c:delete val="0"/>
+        <c:axPos val="b"/>
+        <c:numFmt formatCode="General" sourceLinked="1"/>
+        <c:majorTickMark val="none"/>
+        <c:minorTickMark val="none"/>
+        <c:tickLblPos val="nextTo"/>
+        <c:spPr>
+          <a:noFill/>
+          <a:ln w="9525" cap="flat" cmpd="sng" algn="ctr">
+            <a:solidFill>
+              <a:schemeClr val="tx1">
+                <a:lumMod val="15000"/>
+                <a:lumOff val="85000"/>
+              </a:schemeClr>
+            </a:solidFill>
+            <a:round/>
+          </a:ln>
+          <a:effectLst/>
+        </c:spPr>
+        <c:txPr>
+          <a:bodyPr rot="-60000000" spcFirstLastPara="1" vertOverflow="ellipsis" vert="horz" wrap="square" anchor="ctr" anchorCtr="1"/>
+          <a:lstStyle/>
+          <a:p>
+            <a:pPr>
+              <a:defRPr sz="900" b="0" i="0" u="none" strike="noStrike" kern="1200" baseline="0">
+                <a:solidFill>
+                  <a:schemeClr val="tx1">
+                    <a:lumMod val="65000"/>
+                    <a:lumOff val="35000"/>
+                  </a:schemeClr>
+                </a:solidFill>
+                <a:latin typeface="+mn-lt"/>
+                <a:ea typeface="+mn-ea"/>
+                <a:cs typeface="+mn-cs"/>
+              </a:defRPr>
+            </a:pPr>
+            <a:endParaRPr lang="en-NG"/>
+          </a:p>
+        </c:txPr>
+        <c:crossAx val="1289112080"/>
+        <c:crosses val="autoZero"/>
+        <c:auto val="1"/>
+        <c:lblAlgn val="ctr"/>
+        <c:lblOffset val="100"/>
+        <c:noMultiLvlLbl val="0"/>
+      </c:catAx>
+      <c:valAx>
+        <c:axId val="1289112080"/>
+        <c:scaling>
+          <c:orientation val="minMax"/>
+        </c:scaling>
+        <c:delete val="0"/>
+        <c:axPos val="l"/>
+        <c:majorGridlines>
+          <c:spPr>
+            <a:ln w="9525" cap="flat" cmpd="sng" algn="ctr">
+              <a:solidFill>
+                <a:schemeClr val="tx1">
+                  <a:lumMod val="15000"/>
+                  <a:lumOff val="85000"/>
+                </a:schemeClr>
+              </a:solidFill>
+              <a:round/>
+            </a:ln>
+            <a:effectLst/>
+          </c:spPr>
+        </c:majorGridlines>
+        <c:numFmt formatCode="General" sourceLinked="1"/>
+        <c:majorTickMark val="none"/>
+        <c:minorTickMark val="none"/>
+        <c:tickLblPos val="nextTo"/>
+        <c:spPr>
+          <a:noFill/>
+          <a:ln>
+            <a:noFill/>
+          </a:ln>
+          <a:effectLst/>
+        </c:spPr>
+        <c:txPr>
+          <a:bodyPr rot="-60000000" spcFirstLastPara="1" vertOverflow="ellipsis" vert="horz" wrap="square" anchor="ctr" anchorCtr="1"/>
+          <a:lstStyle/>
+          <a:p>
+            <a:pPr>
+              <a:defRPr sz="900" b="0" i="0" u="none" strike="noStrike" kern="1200" baseline="0">
+                <a:solidFill>
+                  <a:schemeClr val="tx1">
+                    <a:lumMod val="65000"/>
+                    <a:lumOff val="35000"/>
+                  </a:schemeClr>
+                </a:solidFill>
+                <a:latin typeface="+mn-lt"/>
+                <a:ea typeface="+mn-ea"/>
+                <a:cs typeface="+mn-cs"/>
+              </a:defRPr>
+            </a:pPr>
+            <a:endParaRPr lang="en-NG"/>
+          </a:p>
+        </c:txPr>
+        <c:crossAx val="1288830528"/>
+        <c:crosses val="autoZero"/>
+        <c:crossBetween val="between"/>
+      </c:valAx>
+      <c:spPr>
+        <a:noFill/>
+        <a:ln>
+          <a:noFill/>
+        </a:ln>
+        <a:effectLst/>
+      </c:spPr>
+    </c:plotArea>
+    <c:legend>
+      <c:legendPos val="b"/>
+      <c:overlay val="0"/>
+      <c:spPr>
+        <a:noFill/>
+        <a:ln>
+          <a:noFill/>
+        </a:ln>
+        <a:effectLst/>
+      </c:spPr>
+      <c:txPr>
+        <a:bodyPr rot="0" spcFirstLastPara="1" vertOverflow="ellipsis" vert="horz" wrap="square" anchor="ctr" anchorCtr="1"/>
+        <a:lstStyle/>
+        <a:p>
+          <a:pPr>
+            <a:defRPr sz="900" b="0" i="0" u="none" strike="noStrike" kern="1200" baseline="0">
+              <a:solidFill>
+                <a:schemeClr val="tx1">
+                  <a:lumMod val="65000"/>
+                  <a:lumOff val="35000"/>
+                </a:schemeClr>
+              </a:solidFill>
+              <a:latin typeface="+mn-lt"/>
+              <a:ea typeface="+mn-ea"/>
+              <a:cs typeface="+mn-cs"/>
+            </a:defRPr>
+          </a:pPr>
+          <a:endParaRPr lang="en-NG"/>
+        </a:p>
+      </c:txPr>
+    </c:legend>
+    <c:plotVisOnly val="1"/>
+    <c:dispBlanksAs val="gap"/>
+    <c:extLst>
+      <c:ext xmlns:c16r3="http://schemas.microsoft.com/office/drawing/2017/03/chart" uri="{56B9EC1D-385E-4148-901F-78D8002777C0}">
+        <c16r3:dataDisplayOptions16>
+          <c16r3:dispNaAsBlank val="1"/>
+        </c16r3:dataDisplayOptions16>
+      </c:ext>
+    </c:extLst>
+    <c:showDLblsOverMax val="0"/>
+  </c:chart>
+  <c:spPr>
+    <a:solidFill>
+      <a:schemeClr val="bg1"/>
+    </a:solidFill>
+    <a:ln w="9525" cap="flat" cmpd="sng" algn="ctr">
+      <a:solidFill>
+        <a:schemeClr val="tx1">
+          <a:lumMod val="15000"/>
+          <a:lumOff val="85000"/>
+        </a:schemeClr>
+      </a:solidFill>
+      <a:round/>
+    </a:ln>
+    <a:effectLst/>
+  </c:spPr>
+  <c:txPr>
+    <a:bodyPr/>
+    <a:lstStyle/>
+    <a:p>
+      <a:pPr>
+        <a:defRPr/>
+      </a:pPr>
+      <a:endParaRPr lang="en-NG"/>
+    </a:p>
+  </c:txPr>
+  <c:externalData r:id="rId3">
+    <c:autoUpdate val="0"/>
+  </c:externalData>
+</c:chartSpace>
+</file>
+
 <file path=word/charts/colors1.xml><?xml version="1.0" encoding="utf-8"?>
 <cs:colorStyle xmlns:cs="http://schemas.microsoft.com/office/drawing/2012/chartStyle" xmlns:a="http://schemas.openxmlformats.org/drawingml/2006/main" meth="cycle" id="10">
   <a:schemeClr val="accent1"/>
@@ -13510,7 +15172,550 @@
 </cs:colorStyle>
 </file>
 
+<file path=word/charts/colors10.xml><?xml version="1.0" encoding="utf-8"?>
+<cs:colorStyle xmlns:cs="http://schemas.microsoft.com/office/drawing/2012/chartStyle" xmlns:a="http://schemas.openxmlformats.org/drawingml/2006/main" meth="cycle" id="10">
+  <a:schemeClr val="accent1"/>
+  <a:schemeClr val="accent2"/>
+  <a:schemeClr val="accent3"/>
+  <a:schemeClr val="accent4"/>
+  <a:schemeClr val="accent5"/>
+  <a:schemeClr val="accent6"/>
+  <cs:variation/>
+  <cs:variation>
+    <a:lumMod val="60000"/>
+  </cs:variation>
+  <cs:variation>
+    <a:lumMod val="80000"/>
+    <a:lumOff val="20000"/>
+  </cs:variation>
+  <cs:variation>
+    <a:lumMod val="80000"/>
+  </cs:variation>
+  <cs:variation>
+    <a:lumMod val="60000"/>
+    <a:lumOff val="40000"/>
+  </cs:variation>
+  <cs:variation>
+    <a:lumMod val="50000"/>
+  </cs:variation>
+  <cs:variation>
+    <a:lumMod val="70000"/>
+    <a:lumOff val="30000"/>
+  </cs:variation>
+  <cs:variation>
+    <a:lumMod val="70000"/>
+  </cs:variation>
+  <cs:variation>
+    <a:lumMod val="50000"/>
+    <a:lumOff val="50000"/>
+  </cs:variation>
+</cs:colorStyle>
+</file>
+
 <file path=word/charts/style1.xml><?xml version="1.0" encoding="utf-8"?>
+<cs:chartStyle xmlns:cs="http://schemas.microsoft.com/office/drawing/2012/chartStyle" xmlns:a="http://schemas.openxmlformats.org/drawingml/2006/main" id="201">
+  <cs:axisTitle>
+    <cs:lnRef idx="0"/>
+    <cs:fillRef idx="0"/>
+    <cs:effectRef idx="0"/>
+    <cs:fontRef idx="minor">
+      <a:schemeClr val="tx1">
+        <a:lumMod val="65000"/>
+        <a:lumOff val="35000"/>
+      </a:schemeClr>
+    </cs:fontRef>
+    <cs:defRPr sz="1000" kern="1200"/>
+  </cs:axisTitle>
+  <cs:categoryAxis>
+    <cs:lnRef idx="0"/>
+    <cs:fillRef idx="0"/>
+    <cs:effectRef idx="0"/>
+    <cs:fontRef idx="minor">
+      <a:schemeClr val="tx1">
+        <a:lumMod val="65000"/>
+        <a:lumOff val="35000"/>
+      </a:schemeClr>
+    </cs:fontRef>
+    <cs:spPr>
+      <a:ln w="9525" cap="flat" cmpd="sng" algn="ctr">
+        <a:solidFill>
+          <a:schemeClr val="tx1">
+            <a:lumMod val="15000"/>
+            <a:lumOff val="85000"/>
+          </a:schemeClr>
+        </a:solidFill>
+        <a:round/>
+      </a:ln>
+    </cs:spPr>
+    <cs:defRPr sz="900" kern="1200"/>
+  </cs:categoryAxis>
+  <cs:chartArea mods="allowNoFillOverride allowNoLineOverride">
+    <cs:lnRef idx="0"/>
+    <cs:fillRef idx="0"/>
+    <cs:effectRef idx="0"/>
+    <cs:fontRef idx="minor">
+      <a:schemeClr val="tx1"/>
+    </cs:fontRef>
+    <cs:spPr>
+      <a:solidFill>
+        <a:schemeClr val="bg1"/>
+      </a:solidFill>
+      <a:ln w="9525" cap="flat" cmpd="sng" algn="ctr">
+        <a:solidFill>
+          <a:schemeClr val="tx1">
+            <a:lumMod val="15000"/>
+            <a:lumOff val="85000"/>
+          </a:schemeClr>
+        </a:solidFill>
+        <a:round/>
+      </a:ln>
+    </cs:spPr>
+    <cs:defRPr sz="1000" kern="1200"/>
+  </cs:chartArea>
+  <cs:dataLabel>
+    <cs:lnRef idx="0"/>
+    <cs:fillRef idx="0"/>
+    <cs:effectRef idx="0"/>
+    <cs:fontRef idx="minor">
+      <a:schemeClr val="tx1">
+        <a:lumMod val="75000"/>
+        <a:lumOff val="25000"/>
+      </a:schemeClr>
+    </cs:fontRef>
+    <cs:defRPr sz="900" kern="1200"/>
+  </cs:dataLabel>
+  <cs:dataLabelCallout>
+    <cs:lnRef idx="0"/>
+    <cs:fillRef idx="0"/>
+    <cs:effectRef idx="0"/>
+    <cs:fontRef idx="minor">
+      <a:schemeClr val="dk1">
+        <a:lumMod val="65000"/>
+        <a:lumOff val="35000"/>
+      </a:schemeClr>
+    </cs:fontRef>
+    <cs:spPr>
+      <a:solidFill>
+        <a:schemeClr val="lt1"/>
+      </a:solidFill>
+      <a:ln>
+        <a:solidFill>
+          <a:schemeClr val="dk1">
+            <a:lumMod val="25000"/>
+            <a:lumOff val="75000"/>
+          </a:schemeClr>
+        </a:solidFill>
+      </a:ln>
+    </cs:spPr>
+    <cs:defRPr sz="900" kern="1200"/>
+    <cs:bodyPr rot="0" spcFirstLastPara="1" vertOverflow="clip" horzOverflow="clip" vert="horz" wrap="square" lIns="36576" tIns="18288" rIns="36576" bIns="18288" anchor="ctr" anchorCtr="1">
+      <a:spAutoFit/>
+    </cs:bodyPr>
+  </cs:dataLabelCallout>
+  <cs:dataPoint>
+    <cs:lnRef idx="0"/>
+    <cs:fillRef idx="1">
+      <cs:styleClr val="auto"/>
+    </cs:fillRef>
+    <cs:effectRef idx="0"/>
+    <cs:fontRef idx="minor">
+      <a:schemeClr val="tx1"/>
+    </cs:fontRef>
+  </cs:dataPoint>
+  <cs:dataPoint3D>
+    <cs:lnRef idx="0"/>
+    <cs:fillRef idx="1">
+      <cs:styleClr val="auto"/>
+    </cs:fillRef>
+    <cs:effectRef idx="0"/>
+    <cs:fontRef idx="minor">
+      <a:schemeClr val="tx1"/>
+    </cs:fontRef>
+  </cs:dataPoint3D>
+  <cs:dataPointLine>
+    <cs:lnRef idx="0">
+      <cs:styleClr val="auto"/>
+    </cs:lnRef>
+    <cs:fillRef idx="1"/>
+    <cs:effectRef idx="0"/>
+    <cs:fontRef idx="minor">
+      <a:schemeClr val="tx1"/>
+    </cs:fontRef>
+    <cs:spPr>
+      <a:ln w="28575" cap="rnd">
+        <a:solidFill>
+          <a:schemeClr val="phClr"/>
+        </a:solidFill>
+        <a:round/>
+      </a:ln>
+    </cs:spPr>
+  </cs:dataPointLine>
+  <cs:dataPointMarker>
+    <cs:lnRef idx="0">
+      <cs:styleClr val="auto"/>
+    </cs:lnRef>
+    <cs:fillRef idx="1">
+      <cs:styleClr val="auto"/>
+    </cs:fillRef>
+    <cs:effectRef idx="0"/>
+    <cs:fontRef idx="minor">
+      <a:schemeClr val="tx1"/>
+    </cs:fontRef>
+    <cs:spPr>
+      <a:ln w="9525">
+        <a:solidFill>
+          <a:schemeClr val="phClr"/>
+        </a:solidFill>
+      </a:ln>
+    </cs:spPr>
+  </cs:dataPointMarker>
+  <cs:dataPointMarkerLayout symbol="circle" size="5"/>
+  <cs:dataPointWireframe>
+    <cs:lnRef idx="0">
+      <cs:styleClr val="auto"/>
+    </cs:lnRef>
+    <cs:fillRef idx="1"/>
+    <cs:effectRef idx="0"/>
+    <cs:fontRef idx="minor">
+      <a:schemeClr val="tx1"/>
+    </cs:fontRef>
+    <cs:spPr>
+      <a:ln w="9525" cap="rnd">
+        <a:solidFill>
+          <a:schemeClr val="phClr"/>
+        </a:solidFill>
+        <a:round/>
+      </a:ln>
+    </cs:spPr>
+  </cs:dataPointWireframe>
+  <cs:dataTable>
+    <cs:lnRef idx="0"/>
+    <cs:fillRef idx="0"/>
+    <cs:effectRef idx="0"/>
+    <cs:fontRef idx="minor">
+      <a:schemeClr val="tx1">
+        <a:lumMod val="65000"/>
+        <a:lumOff val="35000"/>
+      </a:schemeClr>
+    </cs:fontRef>
+    <cs:spPr>
+      <a:noFill/>
+      <a:ln w="9525" cap="flat" cmpd="sng" algn="ctr">
+        <a:solidFill>
+          <a:schemeClr val="tx1">
+            <a:lumMod val="15000"/>
+            <a:lumOff val="85000"/>
+          </a:schemeClr>
+        </a:solidFill>
+        <a:round/>
+      </a:ln>
+    </cs:spPr>
+    <cs:defRPr sz="900" kern="1200"/>
+  </cs:dataTable>
+  <cs:downBar>
+    <cs:lnRef idx="0"/>
+    <cs:fillRef idx="0"/>
+    <cs:effectRef idx="0"/>
+    <cs:fontRef idx="minor">
+      <a:schemeClr val="dk1"/>
+    </cs:fontRef>
+    <cs:spPr>
+      <a:solidFill>
+        <a:schemeClr val="dk1">
+          <a:lumMod val="65000"/>
+          <a:lumOff val="35000"/>
+        </a:schemeClr>
+      </a:solidFill>
+      <a:ln w="9525">
+        <a:solidFill>
+          <a:schemeClr val="tx1">
+            <a:lumMod val="65000"/>
+            <a:lumOff val="35000"/>
+          </a:schemeClr>
+        </a:solidFill>
+      </a:ln>
+    </cs:spPr>
+  </cs:downBar>
+  <cs:dropLine>
+    <cs:lnRef idx="0"/>
+    <cs:fillRef idx="0"/>
+    <cs:effectRef idx="0"/>
+    <cs:fontRef idx="minor">
+      <a:schemeClr val="tx1"/>
+    </cs:fontRef>
+    <cs:spPr>
+      <a:ln w="9525" cap="flat" cmpd="sng" algn="ctr">
+        <a:solidFill>
+          <a:schemeClr val="tx1">
+            <a:lumMod val="35000"/>
+            <a:lumOff val="65000"/>
+          </a:schemeClr>
+        </a:solidFill>
+        <a:round/>
+      </a:ln>
+    </cs:spPr>
+  </cs:dropLine>
+  <cs:errorBar>
+    <cs:lnRef idx="0"/>
+    <cs:fillRef idx="0"/>
+    <cs:effectRef idx="0"/>
+    <cs:fontRef idx="minor">
+      <a:schemeClr val="tx1"/>
+    </cs:fontRef>
+    <cs:spPr>
+      <a:ln w="9525" cap="flat" cmpd="sng" algn="ctr">
+        <a:solidFill>
+          <a:schemeClr val="tx1">
+            <a:lumMod val="65000"/>
+            <a:lumOff val="35000"/>
+          </a:schemeClr>
+        </a:solidFill>
+        <a:round/>
+      </a:ln>
+    </cs:spPr>
+  </cs:errorBar>
+  <cs:floor>
+    <cs:lnRef idx="0"/>
+    <cs:fillRef idx="0"/>
+    <cs:effectRef idx="0"/>
+    <cs:fontRef idx="minor">
+      <a:schemeClr val="tx1"/>
+    </cs:fontRef>
+    <cs:spPr>
+      <a:noFill/>
+      <a:ln>
+        <a:noFill/>
+      </a:ln>
+    </cs:spPr>
+  </cs:floor>
+  <cs:gridlineMajor>
+    <cs:lnRef idx="0"/>
+    <cs:fillRef idx="0"/>
+    <cs:effectRef idx="0"/>
+    <cs:fontRef idx="minor">
+      <a:schemeClr val="tx1"/>
+    </cs:fontRef>
+    <cs:spPr>
+      <a:ln w="9525" cap="flat" cmpd="sng" algn="ctr">
+        <a:solidFill>
+          <a:schemeClr val="tx1">
+            <a:lumMod val="15000"/>
+            <a:lumOff val="85000"/>
+          </a:schemeClr>
+        </a:solidFill>
+        <a:round/>
+      </a:ln>
+    </cs:spPr>
+  </cs:gridlineMajor>
+  <cs:gridlineMinor>
+    <cs:lnRef idx="0"/>
+    <cs:fillRef idx="0"/>
+    <cs:effectRef idx="0"/>
+    <cs:fontRef idx="minor">
+      <a:schemeClr val="tx1"/>
+    </cs:fontRef>
+    <cs:spPr>
+      <a:ln w="9525" cap="flat" cmpd="sng" algn="ctr">
+        <a:solidFill>
+          <a:schemeClr val="tx1">
+            <a:lumMod val="5000"/>
+            <a:lumOff val="95000"/>
+          </a:schemeClr>
+        </a:solidFill>
+        <a:round/>
+      </a:ln>
+    </cs:spPr>
+  </cs:gridlineMinor>
+  <cs:hiLoLine>
+    <cs:lnRef idx="0"/>
+    <cs:fillRef idx="0"/>
+    <cs:effectRef idx="0"/>
+    <cs:fontRef idx="minor">
+      <a:schemeClr val="tx1"/>
+    </cs:fontRef>
+    <cs:spPr>
+      <a:ln w="9525" cap="flat" cmpd="sng" algn="ctr">
+        <a:solidFill>
+          <a:schemeClr val="tx1">
+            <a:lumMod val="75000"/>
+            <a:lumOff val="25000"/>
+          </a:schemeClr>
+        </a:solidFill>
+        <a:round/>
+      </a:ln>
+    </cs:spPr>
+  </cs:hiLoLine>
+  <cs:leaderLine>
+    <cs:lnRef idx="0"/>
+    <cs:fillRef idx="0"/>
+    <cs:effectRef idx="0"/>
+    <cs:fontRef idx="minor">
+      <a:schemeClr val="tx1"/>
+    </cs:fontRef>
+    <cs:spPr>
+      <a:ln w="9525" cap="flat" cmpd="sng" algn="ctr">
+        <a:solidFill>
+          <a:schemeClr val="tx1">
+            <a:lumMod val="35000"/>
+            <a:lumOff val="65000"/>
+          </a:schemeClr>
+        </a:solidFill>
+        <a:round/>
+      </a:ln>
+    </cs:spPr>
+  </cs:leaderLine>
+  <cs:legend>
+    <cs:lnRef idx="0"/>
+    <cs:fillRef idx="0"/>
+    <cs:effectRef idx="0"/>
+    <cs:fontRef idx="minor">
+      <a:schemeClr val="tx1">
+        <a:lumMod val="65000"/>
+        <a:lumOff val="35000"/>
+      </a:schemeClr>
+    </cs:fontRef>
+    <cs:defRPr sz="900" kern="1200"/>
+  </cs:legend>
+  <cs:plotArea mods="allowNoFillOverride allowNoLineOverride">
+    <cs:lnRef idx="0"/>
+    <cs:fillRef idx="0"/>
+    <cs:effectRef idx="0"/>
+    <cs:fontRef idx="minor">
+      <a:schemeClr val="tx1"/>
+    </cs:fontRef>
+  </cs:plotArea>
+  <cs:plotArea3D mods="allowNoFillOverride allowNoLineOverride">
+    <cs:lnRef idx="0"/>
+    <cs:fillRef idx="0"/>
+    <cs:effectRef idx="0"/>
+    <cs:fontRef idx="minor">
+      <a:schemeClr val="tx1"/>
+    </cs:fontRef>
+  </cs:plotArea3D>
+  <cs:seriesAxis>
+    <cs:lnRef idx="0"/>
+    <cs:fillRef idx="0"/>
+    <cs:effectRef idx="0"/>
+    <cs:fontRef idx="minor">
+      <a:schemeClr val="tx1">
+        <a:lumMod val="65000"/>
+        <a:lumOff val="35000"/>
+      </a:schemeClr>
+    </cs:fontRef>
+    <cs:defRPr sz="900" kern="1200"/>
+  </cs:seriesAxis>
+  <cs:seriesLine>
+    <cs:lnRef idx="0"/>
+    <cs:fillRef idx="0"/>
+    <cs:effectRef idx="0"/>
+    <cs:fontRef idx="minor">
+      <a:schemeClr val="tx1"/>
+    </cs:fontRef>
+    <cs:spPr>
+      <a:ln w="9525" cap="flat" cmpd="sng" algn="ctr">
+        <a:solidFill>
+          <a:schemeClr val="tx1">
+            <a:lumMod val="35000"/>
+            <a:lumOff val="65000"/>
+          </a:schemeClr>
+        </a:solidFill>
+        <a:round/>
+      </a:ln>
+    </cs:spPr>
+  </cs:seriesLine>
+  <cs:title>
+    <cs:lnRef idx="0"/>
+    <cs:fillRef idx="0"/>
+    <cs:effectRef idx="0"/>
+    <cs:fontRef idx="minor">
+      <a:schemeClr val="tx1">
+        <a:lumMod val="65000"/>
+        <a:lumOff val="35000"/>
+      </a:schemeClr>
+    </cs:fontRef>
+    <cs:defRPr sz="1400" b="0" kern="1200" spc="0" baseline="0"/>
+  </cs:title>
+  <cs:trendline>
+    <cs:lnRef idx="0">
+      <cs:styleClr val="auto"/>
+    </cs:lnRef>
+    <cs:fillRef idx="0"/>
+    <cs:effectRef idx="0"/>
+    <cs:fontRef idx="minor">
+      <a:schemeClr val="tx1"/>
+    </cs:fontRef>
+    <cs:spPr>
+      <a:ln w="19050" cap="rnd">
+        <a:solidFill>
+          <a:schemeClr val="phClr"/>
+        </a:solidFill>
+        <a:prstDash val="sysDot"/>
+      </a:ln>
+    </cs:spPr>
+  </cs:trendline>
+  <cs:trendlineLabel>
+    <cs:lnRef idx="0"/>
+    <cs:fillRef idx="0"/>
+    <cs:effectRef idx="0"/>
+    <cs:fontRef idx="minor">
+      <a:schemeClr val="tx1">
+        <a:lumMod val="65000"/>
+        <a:lumOff val="35000"/>
+      </a:schemeClr>
+    </cs:fontRef>
+    <cs:defRPr sz="900" kern="1200"/>
+  </cs:trendlineLabel>
+  <cs:upBar>
+    <cs:lnRef idx="0"/>
+    <cs:fillRef idx="0"/>
+    <cs:effectRef idx="0"/>
+    <cs:fontRef idx="minor">
+      <a:schemeClr val="dk1"/>
+    </cs:fontRef>
+    <cs:spPr>
+      <a:solidFill>
+        <a:schemeClr val="lt1"/>
+      </a:solidFill>
+      <a:ln w="9525">
+        <a:solidFill>
+          <a:schemeClr val="tx1">
+            <a:lumMod val="15000"/>
+            <a:lumOff val="85000"/>
+          </a:schemeClr>
+        </a:solidFill>
+      </a:ln>
+    </cs:spPr>
+  </cs:upBar>
+  <cs:valueAxis>
+    <cs:lnRef idx="0"/>
+    <cs:fillRef idx="0"/>
+    <cs:effectRef idx="0"/>
+    <cs:fontRef idx="minor">
+      <a:schemeClr val="tx1">
+        <a:lumMod val="65000"/>
+        <a:lumOff val="35000"/>
+      </a:schemeClr>
+    </cs:fontRef>
+    <cs:defRPr sz="900" kern="1200"/>
+  </cs:valueAxis>
+  <cs:wall>
+    <cs:lnRef idx="0"/>
+    <cs:fillRef idx="0"/>
+    <cs:effectRef idx="0"/>
+    <cs:fontRef idx="minor">
+      <a:schemeClr val="tx1"/>
+    </cs:fontRef>
+    <cs:spPr>
+      <a:noFill/>
+      <a:ln>
+        <a:noFill/>
+      </a:ln>
+    </cs:spPr>
+  </cs:wall>
+</cs:chartStyle>
+</file>
+
+<file path=word/charts/style10.xml><?xml version="1.0" encoding="utf-8"?>
 <cs:chartStyle xmlns:cs="http://schemas.microsoft.com/office/drawing/2012/chartStyle" xmlns:a="http://schemas.openxmlformats.org/drawingml/2006/main" id="201">
   <cs:axisTitle>
     <cs:lnRef idx="0"/>
